--- a/docs/acceptance-test/per-user/08-wh.assoc.docx
+++ b/docs/acceptance-test/per-user/08-wh.assoc.docx
@@ -117,7 +117,7 @@
           <w:sz w:val="18"/>
           <w:szCs w:val="18"/>
         </w:rPr>
-        <w:t xml:space="preserve">  ·  9 checks</w:t>
+        <w:t xml:space="preserve">  ·  10 checks</w:t>
       </w:r>
     </w:p>
     <w:tbl>
@@ -2931,6 +2931,267 @@
                 <w:szCs w:val="19"/>
               </w:rPr>
               <w:t xml:space="preserve">No cost and no Petty Cash Fund menu.</w:t>
+            </w:r>
+          </w:p>
+        </w:tc>
+        <w:tc>
+          <w:tcPr>
+            <w:tcW w:type="dxa" w:w="620"/>
+            <w:tcBorders>
+              <w:top w:val="single" w:color="C9D0DC" w:sz="4"/>
+              <w:left w:val="single" w:color="C9D0DC" w:sz="4"/>
+              <w:bottom w:val="single" w:color="C9D0DC" w:sz="4"/>
+              <w:right w:val="single" w:color="C9D0DC" w:sz="4"/>
+            </w:tcBorders>
+            <w:tcMar>
+              <w:top w:type="dxa" w:w="70"/>
+              <w:left w:type="dxa" w:w="100"/>
+              <w:bottom w:type="dxa" w:w="70"/>
+              <w:right w:type="dxa" w:w="100"/>
+            </w:tcMar>
+            <w:vAlign w:val="center"/>
+          </w:tcPr>
+          <w:p>
+            <w:pPr>
+              <w:spacing w:after="0" w:before="0" w:line="264"/>
+              <w:jc w:val="center"/>
+            </w:pPr>
+            <w:r>
+              <w:rPr>
+                <w:rFonts w:ascii="Arial" w:cs="Arial" w:eastAsia="Arial" w:hAnsi="Arial"/>
+                <w:sz w:val="30"/>
+                <w:szCs w:val="30"/>
+              </w:rPr>
+              <w:t xml:space="preserve">☐</w:t>
+            </w:r>
+          </w:p>
+        </w:tc>
+        <w:tc>
+          <w:tcPr>
+            <w:tcW w:type="dxa" w:w="620"/>
+            <w:tcBorders>
+              <w:top w:val="single" w:color="C9D0DC" w:sz="4"/>
+              <w:left w:val="single" w:color="C9D0DC" w:sz="4"/>
+              <w:bottom w:val="single" w:color="C9D0DC" w:sz="4"/>
+              <w:right w:val="single" w:color="C9D0DC" w:sz="4"/>
+            </w:tcBorders>
+            <w:tcMar>
+              <w:top w:type="dxa" w:w="70"/>
+              <w:left w:type="dxa" w:w="100"/>
+              <w:bottom w:type="dxa" w:w="70"/>
+              <w:right w:type="dxa" w:w="100"/>
+            </w:tcMar>
+            <w:vAlign w:val="center"/>
+          </w:tcPr>
+          <w:p>
+            <w:pPr>
+              <w:spacing w:after="0" w:before="0" w:line="264"/>
+              <w:jc w:val="center"/>
+            </w:pPr>
+            <w:r>
+              <w:rPr>
+                <w:rFonts w:ascii="Arial" w:cs="Arial" w:eastAsia="Arial" w:hAnsi="Arial"/>
+                <w:sz w:val="30"/>
+                <w:szCs w:val="30"/>
+              </w:rPr>
+              <w:t xml:space="preserve">☐</w:t>
+            </w:r>
+          </w:p>
+        </w:tc>
+        <w:tc>
+          <w:tcPr>
+            <w:tcW w:type="dxa" w:w="620"/>
+            <w:tcBorders>
+              <w:top w:val="single" w:color="C9D0DC" w:sz="4"/>
+              <w:left w:val="single" w:color="C9D0DC" w:sz="4"/>
+              <w:bottom w:val="single" w:color="C9D0DC" w:sz="4"/>
+              <w:right w:val="single" w:color="C9D0DC" w:sz="4"/>
+            </w:tcBorders>
+            <w:tcMar>
+              <w:top w:type="dxa" w:w="70"/>
+              <w:left w:type="dxa" w:w="100"/>
+              <w:bottom w:type="dxa" w:w="70"/>
+              <w:right w:type="dxa" w:w="100"/>
+            </w:tcMar>
+            <w:vAlign w:val="center"/>
+          </w:tcPr>
+          <w:p>
+            <w:pPr>
+              <w:spacing w:after="0" w:before="0" w:line="264"/>
+              <w:jc w:val="center"/>
+            </w:pPr>
+            <w:r>
+              <w:rPr>
+                <w:rFonts w:ascii="Arial" w:cs="Arial" w:eastAsia="Arial" w:hAnsi="Arial"/>
+                <w:sz w:val="30"/>
+                <w:szCs w:val="30"/>
+              </w:rPr>
+              <w:t xml:space="preserve">☐</w:t>
+            </w:r>
+          </w:p>
+        </w:tc>
+        <w:tc>
+          <w:tcPr>
+            <w:tcW w:type="dxa" w:w="2040"/>
+            <w:tcBorders>
+              <w:top w:val="single" w:color="C9D0DC" w:sz="4"/>
+              <w:left w:val="single" w:color="C9D0DC" w:sz="4"/>
+              <w:bottom w:val="single" w:color="C9D0DC" w:sz="4"/>
+              <w:right w:val="single" w:color="C9D0DC" w:sz="4"/>
+            </w:tcBorders>
+            <w:tcMar>
+              <w:top w:type="dxa" w:w="70"/>
+              <w:left w:type="dxa" w:w="100"/>
+              <w:bottom w:type="dxa" w:w="70"/>
+              <w:right w:type="dxa" w:w="100"/>
+            </w:tcMar>
+            <w:vAlign w:val="top"/>
+          </w:tcPr>
+          <w:p>
+            <w:pPr>
+              <w:spacing w:after="0" w:before="0" w:line="264"/>
+            </w:pPr>
+            <w:r>
+              <w:rPr>
+                <w:rFonts w:ascii="Arial" w:cs="Arial" w:eastAsia="Arial" w:hAnsi="Arial"/>
+                <w:sz w:val="19"/>
+                <w:szCs w:val="19"/>
+              </w:rPr>
+              <w:t xml:space="preserve"> </w:t>
+            </w:r>
+          </w:p>
+        </w:tc>
+      </w:tr>
+      <w:tr>
+        <w:trPr>
+          <w:cantSplit/>
+        </w:trPr>
+        <w:tc>
+          <w:tcPr>
+            <w:tcW w:type="dxa" w:w="860"/>
+            <w:tcBorders>
+              <w:top w:val="single" w:color="C9D0DC" w:sz="4"/>
+              <w:left w:val="single" w:color="C9D0DC" w:sz="4"/>
+              <w:bottom w:val="single" w:color="C9D0DC" w:sz="4"/>
+              <w:right w:val="single" w:color="C9D0DC" w:sz="4"/>
+            </w:tcBorders>
+            <w:tcMar>
+              <w:top w:type="dxa" w:w="70"/>
+              <w:left w:type="dxa" w:w="100"/>
+              <w:bottom w:type="dxa" w:w="70"/>
+              <w:right w:type="dxa" w:w="100"/>
+            </w:tcMar>
+            <w:vAlign w:val="top"/>
+          </w:tcPr>
+          <w:p>
+            <w:pPr>
+              <w:spacing w:after="0" w:before="0" w:line="264"/>
+            </w:pPr>
+            <w:r>
+              <w:rPr>
+                <w:rFonts w:ascii="Arial" w:cs="Arial" w:eastAsia="Arial" w:hAnsi="Arial"/>
+                <w:b/>
+                <w:bCs/>
+                <w:color w:val="5B6477"/>
+                <w:sz w:val="16"/>
+                <w:szCs w:val="16"/>
+              </w:rPr>
+              <w:t xml:space="preserve">WA-08</w:t>
+            </w:r>
+          </w:p>
+        </w:tc>
+        <w:tc>
+          <w:tcPr>
+            <w:tcW w:type="dxa" w:w="5480"/>
+            <w:tcBorders>
+              <w:top w:val="single" w:color="C9D0DC" w:sz="4"/>
+              <w:left w:val="single" w:color="C9D0DC" w:sz="4"/>
+              <w:bottom w:val="single" w:color="C9D0DC" w:sz="4"/>
+              <w:right w:val="single" w:color="C9D0DC" w:sz="4"/>
+            </w:tcBorders>
+            <w:tcMar>
+              <w:top w:type="dxa" w:w="70"/>
+              <w:left w:type="dxa" w:w="100"/>
+              <w:bottom w:type="dxa" w:w="70"/>
+              <w:right w:type="dxa" w:w="100"/>
+            </w:tcMar>
+            <w:vAlign w:val="top"/>
+          </w:tcPr>
+          <w:p>
+            <w:pPr>
+              <w:spacing w:after="40" w:before="0" w:line="264"/>
+            </w:pPr>
+            <w:r>
+              <w:rPr>
+                <w:rFonts w:ascii="Arial" w:cs="Arial" w:eastAsia="Arial" w:hAnsi="Arial"/>
+                <w:b/>
+                <w:bCs/>
+                <w:sz w:val="20"/>
+                <w:szCs w:val="20"/>
+              </w:rPr>
+              <w:t xml:space="preserve">Receive in two flavors</w:t>
+            </w:r>
+          </w:p>
+          <w:p>
+            <w:pPr>
+              <w:spacing w:after="40" w:before="0" w:line="264"/>
+            </w:pPr>
+            <w:r>
+              <w:rPr>
+                <w:rFonts w:ascii="Arial" w:cs="Arial" w:eastAsia="Arial" w:hAnsi="Arial"/>
+                <w:i/>
+                <w:iCs/>
+                <w:color w:val="5B6477"/>
+                <w:sz w:val="15"/>
+                <w:szCs w:val="15"/>
+              </w:rPr>
+              <w:t xml:space="preserve">Flow F18 · Flavors, expiry and the Owner's approval</w:t>
+            </w:r>
+          </w:p>
+          <w:p>
+            <w:pPr>
+              <w:spacing w:after="20" w:before="0" w:line="264"/>
+            </w:pPr>
+            <w:r>
+              <w:rPr>
+                <w:rFonts w:ascii="Arial" w:cs="Arial" w:eastAsia="Arial" w:hAnsi="Arial"/>
+                <w:color w:val="5B6477"/>
+                <w:sz w:val="19"/>
+                <w:szCs w:val="19"/>
+              </w:rPr>
+              <w:t xml:space="preserve">1.  </w:t>
+            </w:r>
+            <w:r>
+              <w:rPr>
+                <w:rFonts w:ascii="Arial" w:cs="Arial" w:eastAsia="Arial" w:hAnsi="Arial"/>
+                <w:sz w:val="19"/>
+                <w:szCs w:val="19"/>
+              </w:rPr>
+              <w:t xml:space="preserve">Supplier Deliveries → New → one item: Flavor Choco, qty 5, expiry → + another flavor / expiry → Vanilla, qty 4, later expiry → Submit.</w:t>
+            </w:r>
+          </w:p>
+          <w:p>
+            <w:pPr>
+              <w:spacing w:after="0" w:before="60" w:line="264"/>
+            </w:pPr>
+            <w:r>
+              <w:rPr>
+                <w:rFonts w:ascii="Arial" w:cs="Arial" w:eastAsia="Arial" w:hAnsi="Arial"/>
+                <w:b/>
+                <w:bCs/>
+                <w:color w:val="0B1F3A"/>
+                <w:sz w:val="19"/>
+                <w:szCs w:val="19"/>
+              </w:rPr>
+              <w:t xml:space="preserve">You should see: </w:t>
+            </w:r>
+            <w:r>
+              <w:rPr>
+                <w:rFonts w:ascii="Arial" w:cs="Arial" w:eastAsia="Arial" w:hAnsi="Arial"/>
+                <w:sz w:val="19"/>
+                <w:szCs w:val="19"/>
+              </w:rPr>
+              <w:t xml:space="preserve">After both approvals, Stock on Hand shows one SKU with Flavors Choco: 5, Vanilla: 4.</w:t>
             </w:r>
           </w:p>
         </w:tc>
@@ -3134,7 +3395,7 @@
                 <w:sz w:val="17"/>
                 <w:szCs w:val="17"/>
               </w:rPr>
-              <w:t xml:space="preserve">Passed (of 9)</w:t>
+              <w:t xml:space="preserve">Passed (of 10)</w:t>
             </w:r>
           </w:p>
         </w:tc>

--- a/docs/acceptance-test/per-user/08-wh.assoc.docx
+++ b/docs/acceptance-test/per-user/08-wh.assoc.docx
@@ -117,7 +117,7 @@
           <w:sz w:val="18"/>
           <w:szCs w:val="18"/>
         </w:rPr>
-        <w:t xml:space="preserve">  ·  10 checks</w:t>
+        <w:t xml:space="preserve">  ·  11 checks</w:t>
       </w:r>
     </w:p>
     <w:tbl>
@@ -3192,6 +3192,295 @@
                 <w:szCs w:val="19"/>
               </w:rPr>
               <w:t xml:space="preserve">After both approvals, Stock on Hand shows one SKU with Flavors Choco: 5, Vanilla: 4.</w:t>
+            </w:r>
+          </w:p>
+        </w:tc>
+        <w:tc>
+          <w:tcPr>
+            <w:tcW w:type="dxa" w:w="620"/>
+            <w:tcBorders>
+              <w:top w:val="single" w:color="C9D0DC" w:sz="4"/>
+              <w:left w:val="single" w:color="C9D0DC" w:sz="4"/>
+              <w:bottom w:val="single" w:color="C9D0DC" w:sz="4"/>
+              <w:right w:val="single" w:color="C9D0DC" w:sz="4"/>
+            </w:tcBorders>
+            <w:tcMar>
+              <w:top w:type="dxa" w:w="70"/>
+              <w:left w:type="dxa" w:w="100"/>
+              <w:bottom w:type="dxa" w:w="70"/>
+              <w:right w:type="dxa" w:w="100"/>
+            </w:tcMar>
+            <w:vAlign w:val="center"/>
+          </w:tcPr>
+          <w:p>
+            <w:pPr>
+              <w:spacing w:after="0" w:before="0" w:line="264"/>
+              <w:jc w:val="center"/>
+            </w:pPr>
+            <w:r>
+              <w:rPr>
+                <w:rFonts w:ascii="Arial" w:cs="Arial" w:eastAsia="Arial" w:hAnsi="Arial"/>
+                <w:sz w:val="30"/>
+                <w:szCs w:val="30"/>
+              </w:rPr>
+              <w:t xml:space="preserve">☐</w:t>
+            </w:r>
+          </w:p>
+        </w:tc>
+        <w:tc>
+          <w:tcPr>
+            <w:tcW w:type="dxa" w:w="620"/>
+            <w:tcBorders>
+              <w:top w:val="single" w:color="C9D0DC" w:sz="4"/>
+              <w:left w:val="single" w:color="C9D0DC" w:sz="4"/>
+              <w:bottom w:val="single" w:color="C9D0DC" w:sz="4"/>
+              <w:right w:val="single" w:color="C9D0DC" w:sz="4"/>
+            </w:tcBorders>
+            <w:tcMar>
+              <w:top w:type="dxa" w:w="70"/>
+              <w:left w:type="dxa" w:w="100"/>
+              <w:bottom w:type="dxa" w:w="70"/>
+              <w:right w:type="dxa" w:w="100"/>
+            </w:tcMar>
+            <w:vAlign w:val="center"/>
+          </w:tcPr>
+          <w:p>
+            <w:pPr>
+              <w:spacing w:after="0" w:before="0" w:line="264"/>
+              <w:jc w:val="center"/>
+            </w:pPr>
+            <w:r>
+              <w:rPr>
+                <w:rFonts w:ascii="Arial" w:cs="Arial" w:eastAsia="Arial" w:hAnsi="Arial"/>
+                <w:sz w:val="30"/>
+                <w:szCs w:val="30"/>
+              </w:rPr>
+              <w:t xml:space="preserve">☐</w:t>
+            </w:r>
+          </w:p>
+        </w:tc>
+        <w:tc>
+          <w:tcPr>
+            <w:tcW w:type="dxa" w:w="620"/>
+            <w:tcBorders>
+              <w:top w:val="single" w:color="C9D0DC" w:sz="4"/>
+              <w:left w:val="single" w:color="C9D0DC" w:sz="4"/>
+              <w:bottom w:val="single" w:color="C9D0DC" w:sz="4"/>
+              <w:right w:val="single" w:color="C9D0DC" w:sz="4"/>
+            </w:tcBorders>
+            <w:tcMar>
+              <w:top w:type="dxa" w:w="70"/>
+              <w:left w:type="dxa" w:w="100"/>
+              <w:bottom w:type="dxa" w:w="70"/>
+              <w:right w:type="dxa" w:w="100"/>
+            </w:tcMar>
+            <w:vAlign w:val="center"/>
+          </w:tcPr>
+          <w:p>
+            <w:pPr>
+              <w:spacing w:after="0" w:before="0" w:line="264"/>
+              <w:jc w:val="center"/>
+            </w:pPr>
+            <w:r>
+              <w:rPr>
+                <w:rFonts w:ascii="Arial" w:cs="Arial" w:eastAsia="Arial" w:hAnsi="Arial"/>
+                <w:sz w:val="30"/>
+                <w:szCs w:val="30"/>
+              </w:rPr>
+              <w:t xml:space="preserve">☐</w:t>
+            </w:r>
+          </w:p>
+        </w:tc>
+        <w:tc>
+          <w:tcPr>
+            <w:tcW w:type="dxa" w:w="2040"/>
+            <w:tcBorders>
+              <w:top w:val="single" w:color="C9D0DC" w:sz="4"/>
+              <w:left w:val="single" w:color="C9D0DC" w:sz="4"/>
+              <w:bottom w:val="single" w:color="C9D0DC" w:sz="4"/>
+              <w:right w:val="single" w:color="C9D0DC" w:sz="4"/>
+            </w:tcBorders>
+            <w:tcMar>
+              <w:top w:type="dxa" w:w="70"/>
+              <w:left w:type="dxa" w:w="100"/>
+              <w:bottom w:type="dxa" w:w="70"/>
+              <w:right w:type="dxa" w:w="100"/>
+            </w:tcMar>
+            <w:vAlign w:val="top"/>
+          </w:tcPr>
+          <w:p>
+            <w:pPr>
+              <w:spacing w:after="0" w:before="0" w:line="264"/>
+            </w:pPr>
+            <w:r>
+              <w:rPr>
+                <w:rFonts w:ascii="Arial" w:cs="Arial" w:eastAsia="Arial" w:hAnsi="Arial"/>
+                <w:sz w:val="19"/>
+                <w:szCs w:val="19"/>
+              </w:rPr>
+              <w:t xml:space="preserve"> </w:t>
+            </w:r>
+          </w:p>
+        </w:tc>
+      </w:tr>
+      <w:tr>
+        <w:trPr>
+          <w:cantSplit/>
+        </w:trPr>
+        <w:tc>
+          <w:tcPr>
+            <w:tcW w:type="dxa" w:w="860"/>
+            <w:tcBorders>
+              <w:top w:val="single" w:color="C9D0DC" w:sz="4"/>
+              <w:left w:val="single" w:color="C9D0DC" w:sz="4"/>
+              <w:bottom w:val="single" w:color="C9D0DC" w:sz="4"/>
+              <w:right w:val="single" w:color="C9D0DC" w:sz="4"/>
+            </w:tcBorders>
+            <w:tcMar>
+              <w:top w:type="dxa" w:w="70"/>
+              <w:left w:type="dxa" w:w="100"/>
+              <w:bottom w:type="dxa" w:w="70"/>
+              <w:right w:type="dxa" w:w="100"/>
+            </w:tcMar>
+            <w:vAlign w:val="top"/>
+          </w:tcPr>
+          <w:p>
+            <w:pPr>
+              <w:spacing w:after="0" w:before="0" w:line="264"/>
+            </w:pPr>
+            <w:r>
+              <w:rPr>
+                <w:rFonts w:ascii="Arial" w:cs="Arial" w:eastAsia="Arial" w:hAnsi="Arial"/>
+                <w:b/>
+                <w:bCs/>
+                <w:color w:val="5B6477"/>
+                <w:sz w:val="16"/>
+                <w:szCs w:val="16"/>
+              </w:rPr>
+              <w:t xml:space="preserve">WA-09</w:t>
+            </w:r>
+          </w:p>
+        </w:tc>
+        <w:tc>
+          <w:tcPr>
+            <w:tcW w:type="dxa" w:w="5480"/>
+            <w:tcBorders>
+              <w:top w:val="single" w:color="C9D0DC" w:sz="4"/>
+              <w:left w:val="single" w:color="C9D0DC" w:sz="4"/>
+              <w:bottom w:val="single" w:color="C9D0DC" w:sz="4"/>
+              <w:right w:val="single" w:color="C9D0DC" w:sz="4"/>
+            </w:tcBorders>
+            <w:tcMar>
+              <w:top w:type="dxa" w:w="70"/>
+              <w:left w:type="dxa" w:w="100"/>
+              <w:bottom w:type="dxa" w:w="70"/>
+              <w:right w:type="dxa" w:w="100"/>
+            </w:tcMar>
+            <w:vAlign w:val="top"/>
+          </w:tcPr>
+          <w:p>
+            <w:pPr>
+              <w:spacing w:after="40" w:before="0" w:line="264"/>
+            </w:pPr>
+            <w:r>
+              <w:rPr>
+                <w:rFonts w:ascii="Arial" w:cs="Arial" w:eastAsia="Arial" w:hAnsi="Arial"/>
+                <w:b/>
+                <w:bCs/>
+                <w:sz w:val="20"/>
+                <w:szCs w:val="20"/>
+              </w:rPr>
+              <w:t xml:space="preserve">Change your own password</w:t>
+            </w:r>
+          </w:p>
+          <w:p>
+            <w:pPr>
+              <w:spacing w:after="20" w:before="0" w:line="264"/>
+            </w:pPr>
+            <w:r>
+              <w:rPr>
+                <w:rFonts w:ascii="Arial" w:cs="Arial" w:eastAsia="Arial" w:hAnsi="Arial"/>
+                <w:color w:val="5B6477"/>
+                <w:sz w:val="19"/>
+                <w:szCs w:val="19"/>
+              </w:rPr>
+              <w:t xml:space="preserve">1.  </w:t>
+            </w:r>
+            <w:r>
+              <w:rPr>
+                <w:rFonts w:ascii="Arial" w:cs="Arial" w:eastAsia="Arial" w:hAnsi="Arial"/>
+                <w:sz w:val="19"/>
+                <w:szCs w:val="19"/>
+              </w:rPr>
+              <w:t xml:space="preserve">Press the key icon at the top right (Change my password).</w:t>
+            </w:r>
+          </w:p>
+          <w:p>
+            <w:pPr>
+              <w:spacing w:after="20" w:before="0" w:line="264"/>
+            </w:pPr>
+            <w:r>
+              <w:rPr>
+                <w:rFonts w:ascii="Arial" w:cs="Arial" w:eastAsia="Arial" w:hAnsi="Arial"/>
+                <w:color w:val="5B6477"/>
+                <w:sz w:val="19"/>
+                <w:szCs w:val="19"/>
+              </w:rPr>
+              <w:t xml:space="preserve">2.  </w:t>
+            </w:r>
+            <w:r>
+              <w:rPr>
+                <w:rFonts w:ascii="Arial" w:cs="Arial" w:eastAsia="Arial" w:hAnsi="Arial"/>
+                <w:sz w:val="19"/>
+                <w:szCs w:val="19"/>
+              </w:rPr>
+              <w:t xml:space="preserve">Type the current password and a new one of 10 or more characters, twice → Change password.</w:t>
+            </w:r>
+          </w:p>
+          <w:p>
+            <w:pPr>
+              <w:spacing w:after="20" w:before="0" w:line="264"/>
+            </w:pPr>
+            <w:r>
+              <w:rPr>
+                <w:rFonts w:ascii="Arial" w:cs="Arial" w:eastAsia="Arial" w:hAnsi="Arial"/>
+                <w:color w:val="5B6477"/>
+                <w:sz w:val="19"/>
+                <w:szCs w:val="19"/>
+              </w:rPr>
+              <w:t xml:space="preserve">3.  </w:t>
+            </w:r>
+            <w:r>
+              <w:rPr>
+                <w:rFonts w:ascii="Arial" w:cs="Arial" w:eastAsia="Arial" w:hAnsi="Arial"/>
+                <w:sz w:val="19"/>
+                <w:szCs w:val="19"/>
+              </w:rPr>
+              <w:t xml:space="preserve">Sign out and sign in again with the new password. Then change it back to ChangeMe!2026 for the next tester.</w:t>
+            </w:r>
+          </w:p>
+          <w:p>
+            <w:pPr>
+              <w:spacing w:after="0" w:before="60" w:line="264"/>
+            </w:pPr>
+            <w:r>
+              <w:rPr>
+                <w:rFonts w:ascii="Arial" w:cs="Arial" w:eastAsia="Arial" w:hAnsi="Arial"/>
+                <w:b/>
+                <w:bCs/>
+                <w:color w:val="0B1F3A"/>
+                <w:sz w:val="19"/>
+                <w:szCs w:val="19"/>
+              </w:rPr>
+              <w:t xml:space="preserve">You should see: </w:t>
+            </w:r>
+            <w:r>
+              <w:rPr>
+                <w:rFonts w:ascii="Arial" w:cs="Arial" w:eastAsia="Arial" w:hAnsi="Arial"/>
+                <w:sz w:val="19"/>
+                <w:szCs w:val="19"/>
+              </w:rPr>
+              <w:t xml:space="preserve">The new password works. Nobody else can see it. HR receives a notice that you changed it (not the password).</w:t>
             </w:r>
           </w:p>
         </w:tc>
@@ -3395,7 +3684,7 @@
                 <w:sz w:val="17"/>
                 <w:szCs w:val="17"/>
               </w:rPr>
-              <w:t xml:space="preserve">Passed (of 10)</w:t>
+              <w:t xml:space="preserve">Passed (of 11)</w:t>
             </w:r>
           </w:p>
         </w:tc>

--- a/docs/acceptance-test/per-user/08-wh.assoc.docx
+++ b/docs/acceptance-test/per-user/08-wh.assoc.docx
@@ -117,7 +117,7 @@
           <w:sz w:val="18"/>
           <w:szCs w:val="18"/>
         </w:rPr>
-        <w:t xml:space="preserve">  ·  11 checks</w:t>
+        <w:t xml:space="preserve">  ·  12 checks</w:t>
       </w:r>
     </w:p>
     <w:tbl>
@@ -3481,6 +3481,267 @@
                 <w:szCs w:val="19"/>
               </w:rPr>
               <w:t xml:space="preserve">The new password works. Nobody else can see it. HR receives a notice that you changed it (not the password).</w:t>
+            </w:r>
+          </w:p>
+        </w:tc>
+        <w:tc>
+          <w:tcPr>
+            <w:tcW w:type="dxa" w:w="620"/>
+            <w:tcBorders>
+              <w:top w:val="single" w:color="C9D0DC" w:sz="4"/>
+              <w:left w:val="single" w:color="C9D0DC" w:sz="4"/>
+              <w:bottom w:val="single" w:color="C9D0DC" w:sz="4"/>
+              <w:right w:val="single" w:color="C9D0DC" w:sz="4"/>
+            </w:tcBorders>
+            <w:tcMar>
+              <w:top w:type="dxa" w:w="70"/>
+              <w:left w:type="dxa" w:w="100"/>
+              <w:bottom w:type="dxa" w:w="70"/>
+              <w:right w:type="dxa" w:w="100"/>
+            </w:tcMar>
+            <w:vAlign w:val="center"/>
+          </w:tcPr>
+          <w:p>
+            <w:pPr>
+              <w:spacing w:after="0" w:before="0" w:line="264"/>
+              <w:jc w:val="center"/>
+            </w:pPr>
+            <w:r>
+              <w:rPr>
+                <w:rFonts w:ascii="Arial" w:cs="Arial" w:eastAsia="Arial" w:hAnsi="Arial"/>
+                <w:sz w:val="30"/>
+                <w:szCs w:val="30"/>
+              </w:rPr>
+              <w:t xml:space="preserve">☐</w:t>
+            </w:r>
+          </w:p>
+        </w:tc>
+        <w:tc>
+          <w:tcPr>
+            <w:tcW w:type="dxa" w:w="620"/>
+            <w:tcBorders>
+              <w:top w:val="single" w:color="C9D0DC" w:sz="4"/>
+              <w:left w:val="single" w:color="C9D0DC" w:sz="4"/>
+              <w:bottom w:val="single" w:color="C9D0DC" w:sz="4"/>
+              <w:right w:val="single" w:color="C9D0DC" w:sz="4"/>
+            </w:tcBorders>
+            <w:tcMar>
+              <w:top w:type="dxa" w:w="70"/>
+              <w:left w:type="dxa" w:w="100"/>
+              <w:bottom w:type="dxa" w:w="70"/>
+              <w:right w:type="dxa" w:w="100"/>
+            </w:tcMar>
+            <w:vAlign w:val="center"/>
+          </w:tcPr>
+          <w:p>
+            <w:pPr>
+              <w:spacing w:after="0" w:before="0" w:line="264"/>
+              <w:jc w:val="center"/>
+            </w:pPr>
+            <w:r>
+              <w:rPr>
+                <w:rFonts w:ascii="Arial" w:cs="Arial" w:eastAsia="Arial" w:hAnsi="Arial"/>
+                <w:sz w:val="30"/>
+                <w:szCs w:val="30"/>
+              </w:rPr>
+              <w:t xml:space="preserve">☐</w:t>
+            </w:r>
+          </w:p>
+        </w:tc>
+        <w:tc>
+          <w:tcPr>
+            <w:tcW w:type="dxa" w:w="620"/>
+            <w:tcBorders>
+              <w:top w:val="single" w:color="C9D0DC" w:sz="4"/>
+              <w:left w:val="single" w:color="C9D0DC" w:sz="4"/>
+              <w:bottom w:val="single" w:color="C9D0DC" w:sz="4"/>
+              <w:right w:val="single" w:color="C9D0DC" w:sz="4"/>
+            </w:tcBorders>
+            <w:tcMar>
+              <w:top w:type="dxa" w:w="70"/>
+              <w:left w:type="dxa" w:w="100"/>
+              <w:bottom w:type="dxa" w:w="70"/>
+              <w:right w:type="dxa" w:w="100"/>
+            </w:tcMar>
+            <w:vAlign w:val="center"/>
+          </w:tcPr>
+          <w:p>
+            <w:pPr>
+              <w:spacing w:after="0" w:before="0" w:line="264"/>
+              <w:jc w:val="center"/>
+            </w:pPr>
+            <w:r>
+              <w:rPr>
+                <w:rFonts w:ascii="Arial" w:cs="Arial" w:eastAsia="Arial" w:hAnsi="Arial"/>
+                <w:sz w:val="30"/>
+                <w:szCs w:val="30"/>
+              </w:rPr>
+              <w:t xml:space="preserve">☐</w:t>
+            </w:r>
+          </w:p>
+        </w:tc>
+        <w:tc>
+          <w:tcPr>
+            <w:tcW w:type="dxa" w:w="2040"/>
+            <w:tcBorders>
+              <w:top w:val="single" w:color="C9D0DC" w:sz="4"/>
+              <w:left w:val="single" w:color="C9D0DC" w:sz="4"/>
+              <w:bottom w:val="single" w:color="C9D0DC" w:sz="4"/>
+              <w:right w:val="single" w:color="C9D0DC" w:sz="4"/>
+            </w:tcBorders>
+            <w:tcMar>
+              <w:top w:type="dxa" w:w="70"/>
+              <w:left w:type="dxa" w:w="100"/>
+              <w:bottom w:type="dxa" w:w="70"/>
+              <w:right w:type="dxa" w:w="100"/>
+            </w:tcMar>
+            <w:vAlign w:val="top"/>
+          </w:tcPr>
+          <w:p>
+            <w:pPr>
+              <w:spacing w:after="0" w:before="0" w:line="264"/>
+            </w:pPr>
+            <w:r>
+              <w:rPr>
+                <w:rFonts w:ascii="Arial" w:cs="Arial" w:eastAsia="Arial" w:hAnsi="Arial"/>
+                <w:sz w:val="19"/>
+                <w:szCs w:val="19"/>
+              </w:rPr>
+              <w:t xml:space="preserve"> </w:t>
+            </w:r>
+          </w:p>
+        </w:tc>
+      </w:tr>
+      <w:tr>
+        <w:trPr>
+          <w:cantSplit/>
+        </w:trPr>
+        <w:tc>
+          <w:tcPr>
+            <w:tcW w:type="dxa" w:w="860"/>
+            <w:tcBorders>
+              <w:top w:val="single" w:color="C9D0DC" w:sz="4"/>
+              <w:left w:val="single" w:color="C9D0DC" w:sz="4"/>
+              <w:bottom w:val="single" w:color="C9D0DC" w:sz="4"/>
+              <w:right w:val="single" w:color="C9D0DC" w:sz="4"/>
+            </w:tcBorders>
+            <w:tcMar>
+              <w:top w:type="dxa" w:w="70"/>
+              <w:left w:type="dxa" w:w="100"/>
+              <w:bottom w:type="dxa" w:w="70"/>
+              <w:right w:type="dxa" w:w="100"/>
+            </w:tcMar>
+            <w:vAlign w:val="top"/>
+          </w:tcPr>
+          <w:p>
+            <w:pPr>
+              <w:spacing w:after="0" w:before="0" w:line="264"/>
+            </w:pPr>
+            <w:r>
+              <w:rPr>
+                <w:rFonts w:ascii="Arial" w:cs="Arial" w:eastAsia="Arial" w:hAnsi="Arial"/>
+                <w:b/>
+                <w:bCs/>
+                <w:color w:val="5B6477"/>
+                <w:sz w:val="16"/>
+                <w:szCs w:val="16"/>
+              </w:rPr>
+              <w:t xml:space="preserve">WA-10</w:t>
+            </w:r>
+          </w:p>
+        </w:tc>
+        <w:tc>
+          <w:tcPr>
+            <w:tcW w:type="dxa" w:w="5480"/>
+            <w:tcBorders>
+              <w:top w:val="single" w:color="C9D0DC" w:sz="4"/>
+              <w:left w:val="single" w:color="C9D0DC" w:sz="4"/>
+              <w:bottom w:val="single" w:color="C9D0DC" w:sz="4"/>
+              <w:right w:val="single" w:color="C9D0DC" w:sz="4"/>
+            </w:tcBorders>
+            <w:tcMar>
+              <w:top w:type="dxa" w:w="70"/>
+              <w:left w:type="dxa" w:w="100"/>
+              <w:bottom w:type="dxa" w:w="70"/>
+              <w:right w:type="dxa" w:w="100"/>
+            </w:tcMar>
+            <w:vAlign w:val="top"/>
+          </w:tcPr>
+          <w:p>
+            <w:pPr>
+              <w:spacing w:after="40" w:before="0" w:line="264"/>
+            </w:pPr>
+            <w:r>
+              <w:rPr>
+                <w:rFonts w:ascii="Arial" w:cs="Arial" w:eastAsia="Arial" w:hAnsi="Arial"/>
+                <w:b/>
+                <w:bCs/>
+                <w:sz w:val="20"/>
+                <w:szCs w:val="20"/>
+              </w:rPr>
+              <w:t xml:space="preserve">Delete your own draft</w:t>
+            </w:r>
+          </w:p>
+          <w:p>
+            <w:pPr>
+              <w:spacing w:after="40" w:before="0" w:line="264"/>
+            </w:pPr>
+            <w:r>
+              <w:rPr>
+                <w:rFonts w:ascii="Arial" w:cs="Arial" w:eastAsia="Arial" w:hAnsi="Arial"/>
+                <w:i/>
+                <w:iCs/>
+                <w:color w:val="5B6477"/>
+                <w:sz w:val="15"/>
+                <w:szCs w:val="15"/>
+              </w:rPr>
+              <w:t xml:space="preserve">Flow F30 · Deleting an unfinished draft</w:t>
+            </w:r>
+          </w:p>
+          <w:p>
+            <w:pPr>
+              <w:spacing w:after="20" w:before="0" w:line="264"/>
+            </w:pPr>
+            <w:r>
+              <w:rPr>
+                <w:rFonts w:ascii="Arial" w:cs="Arial" w:eastAsia="Arial" w:hAnsi="Arial"/>
+                <w:color w:val="5B6477"/>
+                <w:sz w:val="19"/>
+                <w:szCs w:val="19"/>
+              </w:rPr>
+              <w:t xml:space="preserve">1.  </w:t>
+            </w:r>
+            <w:r>
+              <w:rPr>
+                <w:rFonts w:ascii="Arial" w:cs="Arial" w:eastAsia="Arial" w:hAnsi="Arial"/>
+                <w:sz w:val="19"/>
+                <w:szCs w:val="19"/>
+              </w:rPr>
+              <w:t xml:space="preserve">Create a delivery draft → open it → Delete draft.</w:t>
+            </w:r>
+          </w:p>
+          <w:p>
+            <w:pPr>
+              <w:spacing w:after="0" w:before="60" w:line="264"/>
+            </w:pPr>
+            <w:r>
+              <w:rPr>
+                <w:rFonts w:ascii="Arial" w:cs="Arial" w:eastAsia="Arial" w:hAnsi="Arial"/>
+                <w:b/>
+                <w:bCs/>
+                <w:color w:val="0B1F3A"/>
+                <w:sz w:val="19"/>
+                <w:szCs w:val="19"/>
+              </w:rPr>
+              <w:t xml:space="preserve">You should see: </w:t>
+            </w:r>
+            <w:r>
+              <w:rPr>
+                <w:rFonts w:ascii="Arial" w:cs="Arial" w:eastAsia="Arial" w:hAnsi="Arial"/>
+                <w:sz w:val="19"/>
+                <w:szCs w:val="19"/>
+              </w:rPr>
+              <w:t xml:space="preserve">The draft is deleted. You cannot delete somebody else's.</w:t>
             </w:r>
           </w:p>
         </w:tc>
@@ -3684,7 +3945,7 @@
                 <w:sz w:val="17"/>
                 <w:szCs w:val="17"/>
               </w:rPr>
-              <w:t xml:space="preserve">Passed (of 11)</w:t>
+              <w:t xml:space="preserve">Passed (of 12)</w:t>
             </w:r>
           </w:p>
         </w:tc>

--- a/docs/acceptance-test/per-user/08-wh.assoc.docx
+++ b/docs/acceptance-test/per-user/08-wh.assoc.docx
@@ -117,7 +117,7 @@
           <w:sz w:val="18"/>
           <w:szCs w:val="18"/>
         </w:rPr>
-        <w:t xml:space="preserve">  ·  12 checks</w:t>
+        <w:t xml:space="preserve">  ·  13 checks</w:t>
       </w:r>
     </w:p>
     <w:tbl>
@@ -3742,6 +3742,267 @@
                 <w:szCs w:val="19"/>
               </w:rPr>
               <w:t xml:space="preserve">The draft is deleted. You cannot delete somebody else's.</w:t>
+            </w:r>
+          </w:p>
+        </w:tc>
+        <w:tc>
+          <w:tcPr>
+            <w:tcW w:type="dxa" w:w="620"/>
+            <w:tcBorders>
+              <w:top w:val="single" w:color="C9D0DC" w:sz="4"/>
+              <w:left w:val="single" w:color="C9D0DC" w:sz="4"/>
+              <w:bottom w:val="single" w:color="C9D0DC" w:sz="4"/>
+              <w:right w:val="single" w:color="C9D0DC" w:sz="4"/>
+            </w:tcBorders>
+            <w:tcMar>
+              <w:top w:type="dxa" w:w="70"/>
+              <w:left w:type="dxa" w:w="100"/>
+              <w:bottom w:type="dxa" w:w="70"/>
+              <w:right w:type="dxa" w:w="100"/>
+            </w:tcMar>
+            <w:vAlign w:val="center"/>
+          </w:tcPr>
+          <w:p>
+            <w:pPr>
+              <w:spacing w:after="0" w:before="0" w:line="264"/>
+              <w:jc w:val="center"/>
+            </w:pPr>
+            <w:r>
+              <w:rPr>
+                <w:rFonts w:ascii="Arial" w:cs="Arial" w:eastAsia="Arial" w:hAnsi="Arial"/>
+                <w:sz w:val="30"/>
+                <w:szCs w:val="30"/>
+              </w:rPr>
+              <w:t xml:space="preserve">☐</w:t>
+            </w:r>
+          </w:p>
+        </w:tc>
+        <w:tc>
+          <w:tcPr>
+            <w:tcW w:type="dxa" w:w="620"/>
+            <w:tcBorders>
+              <w:top w:val="single" w:color="C9D0DC" w:sz="4"/>
+              <w:left w:val="single" w:color="C9D0DC" w:sz="4"/>
+              <w:bottom w:val="single" w:color="C9D0DC" w:sz="4"/>
+              <w:right w:val="single" w:color="C9D0DC" w:sz="4"/>
+            </w:tcBorders>
+            <w:tcMar>
+              <w:top w:type="dxa" w:w="70"/>
+              <w:left w:type="dxa" w:w="100"/>
+              <w:bottom w:type="dxa" w:w="70"/>
+              <w:right w:type="dxa" w:w="100"/>
+            </w:tcMar>
+            <w:vAlign w:val="center"/>
+          </w:tcPr>
+          <w:p>
+            <w:pPr>
+              <w:spacing w:after="0" w:before="0" w:line="264"/>
+              <w:jc w:val="center"/>
+            </w:pPr>
+            <w:r>
+              <w:rPr>
+                <w:rFonts w:ascii="Arial" w:cs="Arial" w:eastAsia="Arial" w:hAnsi="Arial"/>
+                <w:sz w:val="30"/>
+                <w:szCs w:val="30"/>
+              </w:rPr>
+              <w:t xml:space="preserve">☐</w:t>
+            </w:r>
+          </w:p>
+        </w:tc>
+        <w:tc>
+          <w:tcPr>
+            <w:tcW w:type="dxa" w:w="620"/>
+            <w:tcBorders>
+              <w:top w:val="single" w:color="C9D0DC" w:sz="4"/>
+              <w:left w:val="single" w:color="C9D0DC" w:sz="4"/>
+              <w:bottom w:val="single" w:color="C9D0DC" w:sz="4"/>
+              <w:right w:val="single" w:color="C9D0DC" w:sz="4"/>
+            </w:tcBorders>
+            <w:tcMar>
+              <w:top w:type="dxa" w:w="70"/>
+              <w:left w:type="dxa" w:w="100"/>
+              <w:bottom w:type="dxa" w:w="70"/>
+              <w:right w:type="dxa" w:w="100"/>
+            </w:tcMar>
+            <w:vAlign w:val="center"/>
+          </w:tcPr>
+          <w:p>
+            <w:pPr>
+              <w:spacing w:after="0" w:before="0" w:line="264"/>
+              <w:jc w:val="center"/>
+            </w:pPr>
+            <w:r>
+              <w:rPr>
+                <w:rFonts w:ascii="Arial" w:cs="Arial" w:eastAsia="Arial" w:hAnsi="Arial"/>
+                <w:sz w:val="30"/>
+                <w:szCs w:val="30"/>
+              </w:rPr>
+              <w:t xml:space="preserve">☐</w:t>
+            </w:r>
+          </w:p>
+        </w:tc>
+        <w:tc>
+          <w:tcPr>
+            <w:tcW w:type="dxa" w:w="2040"/>
+            <w:tcBorders>
+              <w:top w:val="single" w:color="C9D0DC" w:sz="4"/>
+              <w:left w:val="single" w:color="C9D0DC" w:sz="4"/>
+              <w:bottom w:val="single" w:color="C9D0DC" w:sz="4"/>
+              <w:right w:val="single" w:color="C9D0DC" w:sz="4"/>
+            </w:tcBorders>
+            <w:tcMar>
+              <w:top w:type="dxa" w:w="70"/>
+              <w:left w:type="dxa" w:w="100"/>
+              <w:bottom w:type="dxa" w:w="70"/>
+              <w:right w:type="dxa" w:w="100"/>
+            </w:tcMar>
+            <w:vAlign w:val="top"/>
+          </w:tcPr>
+          <w:p>
+            <w:pPr>
+              <w:spacing w:after="0" w:before="0" w:line="264"/>
+            </w:pPr>
+            <w:r>
+              <w:rPr>
+                <w:rFonts w:ascii="Arial" w:cs="Arial" w:eastAsia="Arial" w:hAnsi="Arial"/>
+                <w:sz w:val="19"/>
+                <w:szCs w:val="19"/>
+              </w:rPr>
+              <w:t xml:space="preserve"> </w:t>
+            </w:r>
+          </w:p>
+        </w:tc>
+      </w:tr>
+      <w:tr>
+        <w:trPr>
+          <w:cantSplit/>
+        </w:trPr>
+        <w:tc>
+          <w:tcPr>
+            <w:tcW w:type="dxa" w:w="860"/>
+            <w:tcBorders>
+              <w:top w:val="single" w:color="C9D0DC" w:sz="4"/>
+              <w:left w:val="single" w:color="C9D0DC" w:sz="4"/>
+              <w:bottom w:val="single" w:color="C9D0DC" w:sz="4"/>
+              <w:right w:val="single" w:color="C9D0DC" w:sz="4"/>
+            </w:tcBorders>
+            <w:tcMar>
+              <w:top w:type="dxa" w:w="70"/>
+              <w:left w:type="dxa" w:w="100"/>
+              <w:bottom w:type="dxa" w:w="70"/>
+              <w:right w:type="dxa" w:w="100"/>
+            </w:tcMar>
+            <w:vAlign w:val="top"/>
+          </w:tcPr>
+          <w:p>
+            <w:pPr>
+              <w:spacing w:after="0" w:before="0" w:line="264"/>
+            </w:pPr>
+            <w:r>
+              <w:rPr>
+                <w:rFonts w:ascii="Arial" w:cs="Arial" w:eastAsia="Arial" w:hAnsi="Arial"/>
+                <w:b/>
+                <w:bCs/>
+                <w:color w:val="5B6477"/>
+                <w:sz w:val="16"/>
+                <w:szCs w:val="16"/>
+              </w:rPr>
+              <w:t xml:space="preserve">WA-11</w:t>
+            </w:r>
+          </w:p>
+        </w:tc>
+        <w:tc>
+          <w:tcPr>
+            <w:tcW w:type="dxa" w:w="5480"/>
+            <w:tcBorders>
+              <w:top w:val="single" w:color="C9D0DC" w:sz="4"/>
+              <w:left w:val="single" w:color="C9D0DC" w:sz="4"/>
+              <w:bottom w:val="single" w:color="C9D0DC" w:sz="4"/>
+              <w:right w:val="single" w:color="C9D0DC" w:sz="4"/>
+            </w:tcBorders>
+            <w:tcMar>
+              <w:top w:type="dxa" w:w="70"/>
+              <w:left w:type="dxa" w:w="100"/>
+              <w:bottom w:type="dxa" w:w="70"/>
+              <w:right w:type="dxa" w:w="100"/>
+            </w:tcMar>
+            <w:vAlign w:val="top"/>
+          </w:tcPr>
+          <w:p>
+            <w:pPr>
+              <w:spacing w:after="40" w:before="0" w:line="264"/>
+            </w:pPr>
+            <w:r>
+              <w:rPr>
+                <w:rFonts w:ascii="Arial" w:cs="Arial" w:eastAsia="Arial" w:hAnsi="Arial"/>
+                <w:b/>
+                <w:bCs/>
+                <w:sz w:val="20"/>
+                <w:szCs w:val="20"/>
+              </w:rPr>
+              <w:t xml:space="preserve">Record a warehouse expense</w:t>
+            </w:r>
+          </w:p>
+          <w:p>
+            <w:pPr>
+              <w:spacing w:after="40" w:before="0" w:line="264"/>
+            </w:pPr>
+            <w:r>
+              <w:rPr>
+                <w:rFonts w:ascii="Arial" w:cs="Arial" w:eastAsia="Arial" w:hAnsi="Arial"/>
+                <w:i/>
+                <w:iCs/>
+                <w:color w:val="5B6477"/>
+                <w:sz w:val="15"/>
+                <w:szCs w:val="15"/>
+              </w:rPr>
+              <w:t xml:space="preserve">Flow F31 · Agent field work: outlets, itineraries and consignment maximums</w:t>
+            </w:r>
+          </w:p>
+          <w:p>
+            <w:pPr>
+              <w:spacing w:after="20" w:before="0" w:line="264"/>
+            </w:pPr>
+            <w:r>
+              <w:rPr>
+                <w:rFonts w:ascii="Arial" w:cs="Arial" w:eastAsia="Arial" w:hAnsi="Arial"/>
+                <w:color w:val="5B6477"/>
+                <w:sz w:val="19"/>
+                <w:szCs w:val="19"/>
+              </w:rPr>
+              <w:t xml:space="preserve">1.  </w:t>
+            </w:r>
+            <w:r>
+              <w:rPr>
+                <w:rFonts w:ascii="Arial" w:cs="Arial" w:eastAsia="Arial" w:hAnsi="Arial"/>
+                <w:sz w:val="19"/>
+                <w:szCs w:val="19"/>
+              </w:rPr>
+              <w:t xml:space="preserve">Expenses → choose a warehouse account, type the amount and payee, choose cash on hand, bank account or owner advance → Save.</w:t>
+            </w:r>
+          </w:p>
+          <w:p>
+            <w:pPr>
+              <w:spacing w:after="0" w:before="60" w:line="264"/>
+            </w:pPr>
+            <w:r>
+              <w:rPr>
+                <w:rFonts w:ascii="Arial" w:cs="Arial" w:eastAsia="Arial" w:hAnsi="Arial"/>
+                <w:b/>
+                <w:bCs/>
+                <w:color w:val="0B1F3A"/>
+                <w:sz w:val="19"/>
+                <w:szCs w:val="19"/>
+              </w:rPr>
+              <w:t xml:space="preserve">You should see: </w:t>
+            </w:r>
+            <w:r>
+              <w:rPr>
+                <w:rFonts w:ascii="Arial" w:cs="Arial" w:eastAsia="Arial" w:hAnsi="Arial"/>
+                <w:sz w:val="19"/>
+                <w:szCs w:val="19"/>
+              </w:rPr>
+              <w:t xml:space="preserve">The expense gets a number. The Cash fund choice is refused (the warehouse has no cash fund). Office / main accounts are not offered.</w:t>
             </w:r>
           </w:p>
         </w:tc>
@@ -3945,7 +4206,7 @@
                 <w:sz w:val="17"/>
                 <w:szCs w:val="17"/>
               </w:rPr>
-              <w:t xml:space="preserve">Passed (of 12)</w:t>
+              <w:t xml:space="preserve">Passed (of 13)</w:t>
             </w:r>
           </w:p>
         </w:tc>

--- a/docs/acceptance-test/per-user/08-wh.assoc.docx
+++ b/docs/acceptance-test/per-user/08-wh.assoc.docx
@@ -117,7 +117,7 @@
           <w:sz w:val="18"/>
           <w:szCs w:val="18"/>
         </w:rPr>
-        <w:t xml:space="preserve">  ·  13 checks</w:t>
+        <w:t xml:space="preserve">  ·  14 checks</w:t>
       </w:r>
     </w:p>
     <w:tbl>
@@ -1064,6 +1064,273 @@
                 <w:szCs w:val="19"/>
               </w:rPr>
               <w:t xml:space="preserve">My guide shows the steps for this role only. The picture guide opens with numbered red boxes.</w:t>
+            </w:r>
+          </w:p>
+        </w:tc>
+        <w:tc>
+          <w:tcPr>
+            <w:tcW w:type="dxa" w:w="620"/>
+            <w:tcBorders>
+              <w:top w:val="single" w:color="C9D0DC" w:sz="4"/>
+              <w:left w:val="single" w:color="C9D0DC" w:sz="4"/>
+              <w:bottom w:val="single" w:color="C9D0DC" w:sz="4"/>
+              <w:right w:val="single" w:color="C9D0DC" w:sz="4"/>
+            </w:tcBorders>
+            <w:tcMar>
+              <w:top w:type="dxa" w:w="70"/>
+              <w:left w:type="dxa" w:w="100"/>
+              <w:bottom w:type="dxa" w:w="70"/>
+              <w:right w:type="dxa" w:w="100"/>
+            </w:tcMar>
+            <w:vAlign w:val="center"/>
+          </w:tcPr>
+          <w:p>
+            <w:pPr>
+              <w:spacing w:after="0" w:before="0" w:line="264"/>
+              <w:jc w:val="center"/>
+            </w:pPr>
+            <w:r>
+              <w:rPr>
+                <w:rFonts w:ascii="Arial" w:cs="Arial" w:eastAsia="Arial" w:hAnsi="Arial"/>
+                <w:sz w:val="30"/>
+                <w:szCs w:val="30"/>
+              </w:rPr>
+              <w:t xml:space="preserve">☐</w:t>
+            </w:r>
+          </w:p>
+        </w:tc>
+        <w:tc>
+          <w:tcPr>
+            <w:tcW w:type="dxa" w:w="620"/>
+            <w:tcBorders>
+              <w:top w:val="single" w:color="C9D0DC" w:sz="4"/>
+              <w:left w:val="single" w:color="C9D0DC" w:sz="4"/>
+              <w:bottom w:val="single" w:color="C9D0DC" w:sz="4"/>
+              <w:right w:val="single" w:color="C9D0DC" w:sz="4"/>
+            </w:tcBorders>
+            <w:tcMar>
+              <w:top w:type="dxa" w:w="70"/>
+              <w:left w:type="dxa" w:w="100"/>
+              <w:bottom w:type="dxa" w:w="70"/>
+              <w:right w:type="dxa" w:w="100"/>
+            </w:tcMar>
+            <w:vAlign w:val="center"/>
+          </w:tcPr>
+          <w:p>
+            <w:pPr>
+              <w:spacing w:after="0" w:before="0" w:line="264"/>
+              <w:jc w:val="center"/>
+            </w:pPr>
+            <w:r>
+              <w:rPr>
+                <w:rFonts w:ascii="Arial" w:cs="Arial" w:eastAsia="Arial" w:hAnsi="Arial"/>
+                <w:sz w:val="30"/>
+                <w:szCs w:val="30"/>
+              </w:rPr>
+              <w:t xml:space="preserve">☐</w:t>
+            </w:r>
+          </w:p>
+        </w:tc>
+        <w:tc>
+          <w:tcPr>
+            <w:tcW w:type="dxa" w:w="620"/>
+            <w:tcBorders>
+              <w:top w:val="single" w:color="C9D0DC" w:sz="4"/>
+              <w:left w:val="single" w:color="C9D0DC" w:sz="4"/>
+              <w:bottom w:val="single" w:color="C9D0DC" w:sz="4"/>
+              <w:right w:val="single" w:color="C9D0DC" w:sz="4"/>
+            </w:tcBorders>
+            <w:tcMar>
+              <w:top w:type="dxa" w:w="70"/>
+              <w:left w:type="dxa" w:w="100"/>
+              <w:bottom w:type="dxa" w:w="70"/>
+              <w:right w:type="dxa" w:w="100"/>
+            </w:tcMar>
+            <w:vAlign w:val="center"/>
+          </w:tcPr>
+          <w:p>
+            <w:pPr>
+              <w:spacing w:after="0" w:before="0" w:line="264"/>
+              <w:jc w:val="center"/>
+            </w:pPr>
+            <w:r>
+              <w:rPr>
+                <w:rFonts w:ascii="Arial" w:cs="Arial" w:eastAsia="Arial" w:hAnsi="Arial"/>
+                <w:sz w:val="30"/>
+                <w:szCs w:val="30"/>
+              </w:rPr>
+              <w:t xml:space="preserve">☐</w:t>
+            </w:r>
+          </w:p>
+        </w:tc>
+        <w:tc>
+          <w:tcPr>
+            <w:tcW w:type="dxa" w:w="2040"/>
+            <w:tcBorders>
+              <w:top w:val="single" w:color="C9D0DC" w:sz="4"/>
+              <w:left w:val="single" w:color="C9D0DC" w:sz="4"/>
+              <w:bottom w:val="single" w:color="C9D0DC" w:sz="4"/>
+              <w:right w:val="single" w:color="C9D0DC" w:sz="4"/>
+            </w:tcBorders>
+            <w:tcMar>
+              <w:top w:type="dxa" w:w="70"/>
+              <w:left w:type="dxa" w:w="100"/>
+              <w:bottom w:type="dxa" w:w="70"/>
+              <w:right w:type="dxa" w:w="100"/>
+            </w:tcMar>
+            <w:vAlign w:val="top"/>
+          </w:tcPr>
+          <w:p>
+            <w:pPr>
+              <w:spacing w:after="0" w:before="0" w:line="264"/>
+            </w:pPr>
+            <w:r>
+              <w:rPr>
+                <w:rFonts w:ascii="Arial" w:cs="Arial" w:eastAsia="Arial" w:hAnsi="Arial"/>
+                <w:sz w:val="19"/>
+                <w:szCs w:val="19"/>
+              </w:rPr>
+              <w:t xml:space="preserve"> </w:t>
+            </w:r>
+          </w:p>
+        </w:tc>
+      </w:tr>
+      <w:tr>
+        <w:trPr>
+          <w:cantSplit/>
+        </w:trPr>
+        <w:tc>
+          <w:tcPr>
+            <w:tcW w:type="dxa" w:w="860"/>
+            <w:tcBorders>
+              <w:top w:val="single" w:color="C9D0DC" w:sz="4"/>
+              <w:left w:val="single" w:color="C9D0DC" w:sz="4"/>
+              <w:bottom w:val="single" w:color="C9D0DC" w:sz="4"/>
+              <w:right w:val="single" w:color="C9D0DC" w:sz="4"/>
+            </w:tcBorders>
+            <w:tcMar>
+              <w:top w:type="dxa" w:w="70"/>
+              <w:left w:type="dxa" w:w="100"/>
+              <w:bottom w:type="dxa" w:w="70"/>
+              <w:right w:type="dxa" w:w="100"/>
+            </w:tcMar>
+            <w:vAlign w:val="top"/>
+          </w:tcPr>
+          <w:p>
+            <w:pPr>
+              <w:spacing w:after="0" w:before="0" w:line="264"/>
+            </w:pPr>
+            <w:r>
+              <w:rPr>
+                <w:rFonts w:ascii="Arial" w:cs="Arial" w:eastAsia="Arial" w:hAnsi="Arial"/>
+                <w:b/>
+                <w:bCs/>
+                <w:color w:val="5B6477"/>
+                <w:sz w:val="16"/>
+                <w:szCs w:val="16"/>
+              </w:rPr>
+              <w:t xml:space="preserve">GEN-SRCH</w:t>
+            </w:r>
+          </w:p>
+        </w:tc>
+        <w:tc>
+          <w:tcPr>
+            <w:tcW w:type="dxa" w:w="5480"/>
+            <w:tcBorders>
+              <w:top w:val="single" w:color="C9D0DC" w:sz="4"/>
+              <w:left w:val="single" w:color="C9D0DC" w:sz="4"/>
+              <w:bottom w:val="single" w:color="C9D0DC" w:sz="4"/>
+              <w:right w:val="single" w:color="C9D0DC" w:sz="4"/>
+            </w:tcBorders>
+            <w:tcMar>
+              <w:top w:type="dxa" w:w="70"/>
+              <w:left w:type="dxa" w:w="100"/>
+              <w:bottom w:type="dxa" w:w="70"/>
+              <w:right w:type="dxa" w:w="100"/>
+            </w:tcMar>
+            <w:vAlign w:val="top"/>
+          </w:tcPr>
+          <w:p>
+            <w:pPr>
+              <w:spacing w:after="40" w:before="0" w:line="264"/>
+            </w:pPr>
+            <w:r>
+              <w:rPr>
+                <w:rFonts w:ascii="Arial" w:cs="Arial" w:eastAsia="Arial" w:hAnsi="Arial"/>
+                <w:b/>
+                <w:bCs/>
+                <w:sz w:val="20"/>
+                <w:szCs w:val="20"/>
+              </w:rPr>
+              <w:t xml:space="preserve">Search a list</w:t>
+            </w:r>
+          </w:p>
+          <w:p>
+            <w:pPr>
+              <w:spacing w:after="20" w:before="0" w:line="264"/>
+            </w:pPr>
+            <w:r>
+              <w:rPr>
+                <w:rFonts w:ascii="Arial" w:cs="Arial" w:eastAsia="Arial" w:hAnsi="Arial"/>
+                <w:color w:val="5B6477"/>
+                <w:sz w:val="19"/>
+                <w:szCs w:val="19"/>
+              </w:rPr>
+              <w:t xml:space="preserve">1.  </w:t>
+            </w:r>
+            <w:r>
+              <w:rPr>
+                <w:rFonts w:ascii="Arial" w:cs="Arial" w:eastAsia="Arial" w:hAnsi="Arial"/>
+                <w:sz w:val="19"/>
+                <w:szCs w:val="19"/>
+              </w:rPr>
+              <w:t xml:space="preserve">Open a list with six or more rows (for example Sales List, Cash Fund or Chart of Accounts).</w:t>
+            </w:r>
+          </w:p>
+          <w:p>
+            <w:pPr>
+              <w:spacing w:after="20" w:before="0" w:line="264"/>
+            </w:pPr>
+            <w:r>
+              <w:rPr>
+                <w:rFonts w:ascii="Arial" w:cs="Arial" w:eastAsia="Arial" w:hAnsi="Arial"/>
+                <w:color w:val="5B6477"/>
+                <w:sz w:val="19"/>
+                <w:szCs w:val="19"/>
+              </w:rPr>
+              <w:t xml:space="preserve">2.  </w:t>
+            </w:r>
+            <w:r>
+              <w:rPr>
+                <w:rFonts w:ascii="Arial" w:cs="Arial" w:eastAsia="Arial" w:hAnsi="Arial"/>
+                <w:sz w:val="19"/>
+                <w:szCs w:val="19"/>
+              </w:rPr>
+              <w:t xml:space="preserve">Type part of a name, number or product in Search this list.</w:t>
+            </w:r>
+          </w:p>
+          <w:p>
+            <w:pPr>
+              <w:spacing w:after="0" w:before="60" w:line="264"/>
+            </w:pPr>
+            <w:r>
+              <w:rPr>
+                <w:rFonts w:ascii="Arial" w:cs="Arial" w:eastAsia="Arial" w:hAnsi="Arial"/>
+                <w:b/>
+                <w:bCs/>
+                <w:color w:val="0B1F3A"/>
+                <w:sz w:val="19"/>
+                <w:szCs w:val="19"/>
+              </w:rPr>
+              <w:t xml:space="preserve">You should see: </w:t>
+            </w:r>
+            <w:r>
+              <w:rPr>
+                <w:rFonts w:ascii="Arial" w:cs="Arial" w:eastAsia="Arial" w:hAnsi="Arial"/>
+                <w:sz w:val="19"/>
+                <w:szCs w:val="19"/>
+              </w:rPr>
+              <w:t xml:space="preserve">Only rows that contain every word you typed are shown; clearing the box shows all rows again.</w:t>
             </w:r>
           </w:p>
         </w:tc>
@@ -4206,7 +4473,7 @@
                 <w:sz w:val="17"/>
                 <w:szCs w:val="17"/>
               </w:rPr>
-              <w:t xml:space="preserve">Passed (of 13)</w:t>
+              <w:t xml:space="preserve">Passed (of 14)</w:t>
             </w:r>
           </w:p>
         </w:tc>

--- a/docs/acceptance-test/per-user/08-wh.assoc.docx
+++ b/docs/acceptance-test/per-user/08-wh.assoc.docx
@@ -117,7 +117,7 @@
           <w:sz w:val="18"/>
           <w:szCs w:val="18"/>
         </w:rPr>
-        <w:t xml:space="preserve">  ·  14 checks</w:t>
+        <w:t xml:space="preserve">  ·  15 checks</w:t>
       </w:r>
     </w:p>
     <w:tbl>
@@ -1331,6 +1331,295 @@
                 <w:szCs w:val="19"/>
               </w:rPr>
               <w:t xml:space="preserve">Only rows that contain every word you typed are shown; clearing the box shows all rows again.</w:t>
+            </w:r>
+          </w:p>
+        </w:tc>
+        <w:tc>
+          <w:tcPr>
+            <w:tcW w:type="dxa" w:w="620"/>
+            <w:tcBorders>
+              <w:top w:val="single" w:color="C9D0DC" w:sz="4"/>
+              <w:left w:val="single" w:color="C9D0DC" w:sz="4"/>
+              <w:bottom w:val="single" w:color="C9D0DC" w:sz="4"/>
+              <w:right w:val="single" w:color="C9D0DC" w:sz="4"/>
+            </w:tcBorders>
+            <w:tcMar>
+              <w:top w:type="dxa" w:w="70"/>
+              <w:left w:type="dxa" w:w="100"/>
+              <w:bottom w:type="dxa" w:w="70"/>
+              <w:right w:type="dxa" w:w="100"/>
+            </w:tcMar>
+            <w:vAlign w:val="center"/>
+          </w:tcPr>
+          <w:p>
+            <w:pPr>
+              <w:spacing w:after="0" w:before="0" w:line="264"/>
+              <w:jc w:val="center"/>
+            </w:pPr>
+            <w:r>
+              <w:rPr>
+                <w:rFonts w:ascii="Arial" w:cs="Arial" w:eastAsia="Arial" w:hAnsi="Arial"/>
+                <w:sz w:val="30"/>
+                <w:szCs w:val="30"/>
+              </w:rPr>
+              <w:t xml:space="preserve">☐</w:t>
+            </w:r>
+          </w:p>
+        </w:tc>
+        <w:tc>
+          <w:tcPr>
+            <w:tcW w:type="dxa" w:w="620"/>
+            <w:tcBorders>
+              <w:top w:val="single" w:color="C9D0DC" w:sz="4"/>
+              <w:left w:val="single" w:color="C9D0DC" w:sz="4"/>
+              <w:bottom w:val="single" w:color="C9D0DC" w:sz="4"/>
+              <w:right w:val="single" w:color="C9D0DC" w:sz="4"/>
+            </w:tcBorders>
+            <w:tcMar>
+              <w:top w:type="dxa" w:w="70"/>
+              <w:left w:type="dxa" w:w="100"/>
+              <w:bottom w:type="dxa" w:w="70"/>
+              <w:right w:type="dxa" w:w="100"/>
+            </w:tcMar>
+            <w:vAlign w:val="center"/>
+          </w:tcPr>
+          <w:p>
+            <w:pPr>
+              <w:spacing w:after="0" w:before="0" w:line="264"/>
+              <w:jc w:val="center"/>
+            </w:pPr>
+            <w:r>
+              <w:rPr>
+                <w:rFonts w:ascii="Arial" w:cs="Arial" w:eastAsia="Arial" w:hAnsi="Arial"/>
+                <w:sz w:val="30"/>
+                <w:szCs w:val="30"/>
+              </w:rPr>
+              <w:t xml:space="preserve">☐</w:t>
+            </w:r>
+          </w:p>
+        </w:tc>
+        <w:tc>
+          <w:tcPr>
+            <w:tcW w:type="dxa" w:w="620"/>
+            <w:tcBorders>
+              <w:top w:val="single" w:color="C9D0DC" w:sz="4"/>
+              <w:left w:val="single" w:color="C9D0DC" w:sz="4"/>
+              <w:bottom w:val="single" w:color="C9D0DC" w:sz="4"/>
+              <w:right w:val="single" w:color="C9D0DC" w:sz="4"/>
+            </w:tcBorders>
+            <w:tcMar>
+              <w:top w:type="dxa" w:w="70"/>
+              <w:left w:type="dxa" w:w="100"/>
+              <w:bottom w:type="dxa" w:w="70"/>
+              <w:right w:type="dxa" w:w="100"/>
+            </w:tcMar>
+            <w:vAlign w:val="center"/>
+          </w:tcPr>
+          <w:p>
+            <w:pPr>
+              <w:spacing w:after="0" w:before="0" w:line="264"/>
+              <w:jc w:val="center"/>
+            </w:pPr>
+            <w:r>
+              <w:rPr>
+                <w:rFonts w:ascii="Arial" w:cs="Arial" w:eastAsia="Arial" w:hAnsi="Arial"/>
+                <w:sz w:val="30"/>
+                <w:szCs w:val="30"/>
+              </w:rPr>
+              <w:t xml:space="preserve">☐</w:t>
+            </w:r>
+          </w:p>
+        </w:tc>
+        <w:tc>
+          <w:tcPr>
+            <w:tcW w:type="dxa" w:w="2040"/>
+            <w:tcBorders>
+              <w:top w:val="single" w:color="C9D0DC" w:sz="4"/>
+              <w:left w:val="single" w:color="C9D0DC" w:sz="4"/>
+              <w:bottom w:val="single" w:color="C9D0DC" w:sz="4"/>
+              <w:right w:val="single" w:color="C9D0DC" w:sz="4"/>
+            </w:tcBorders>
+            <w:tcMar>
+              <w:top w:type="dxa" w:w="70"/>
+              <w:left w:type="dxa" w:w="100"/>
+              <w:bottom w:type="dxa" w:w="70"/>
+              <w:right w:type="dxa" w:w="100"/>
+            </w:tcMar>
+            <w:vAlign w:val="top"/>
+          </w:tcPr>
+          <w:p>
+            <w:pPr>
+              <w:spacing w:after="0" w:before="0" w:line="264"/>
+            </w:pPr>
+            <w:r>
+              <w:rPr>
+                <w:rFonts w:ascii="Arial" w:cs="Arial" w:eastAsia="Arial" w:hAnsi="Arial"/>
+                <w:sz w:val="19"/>
+                <w:szCs w:val="19"/>
+              </w:rPr>
+              <w:t xml:space="preserve"> </w:t>
+            </w:r>
+          </w:p>
+        </w:tc>
+      </w:tr>
+      <w:tr>
+        <w:trPr>
+          <w:cantSplit/>
+        </w:trPr>
+        <w:tc>
+          <w:tcPr>
+            <w:tcW w:type="dxa" w:w="860"/>
+            <w:tcBorders>
+              <w:top w:val="single" w:color="C9D0DC" w:sz="4"/>
+              <w:left w:val="single" w:color="C9D0DC" w:sz="4"/>
+              <w:bottom w:val="single" w:color="C9D0DC" w:sz="4"/>
+              <w:right w:val="single" w:color="C9D0DC" w:sz="4"/>
+            </w:tcBorders>
+            <w:tcMar>
+              <w:top w:type="dxa" w:w="70"/>
+              <w:left w:type="dxa" w:w="100"/>
+              <w:bottom w:type="dxa" w:w="70"/>
+              <w:right w:type="dxa" w:w="100"/>
+            </w:tcMar>
+            <w:vAlign w:val="top"/>
+          </w:tcPr>
+          <w:p>
+            <w:pPr>
+              <w:spacing w:after="0" w:before="0" w:line="264"/>
+            </w:pPr>
+            <w:r>
+              <w:rPr>
+                <w:rFonts w:ascii="Arial" w:cs="Arial" w:eastAsia="Arial" w:hAnsi="Arial"/>
+                <w:b/>
+                <w:bCs/>
+                <w:color w:val="5B6477"/>
+                <w:sz w:val="16"/>
+                <w:szCs w:val="16"/>
+              </w:rPr>
+              <w:t xml:space="preserve">GEN-MEM</w:t>
+            </w:r>
+          </w:p>
+        </w:tc>
+        <w:tc>
+          <w:tcPr>
+            <w:tcW w:type="dxa" w:w="5480"/>
+            <w:tcBorders>
+              <w:top w:val="single" w:color="C9D0DC" w:sz="4"/>
+              <w:left w:val="single" w:color="C9D0DC" w:sz="4"/>
+              <w:bottom w:val="single" w:color="C9D0DC" w:sz="4"/>
+              <w:right w:val="single" w:color="C9D0DC" w:sz="4"/>
+            </w:tcBorders>
+            <w:tcMar>
+              <w:top w:type="dxa" w:w="70"/>
+              <w:left w:type="dxa" w:w="100"/>
+              <w:bottom w:type="dxa" w:w="70"/>
+              <w:right w:type="dxa" w:w="100"/>
+            </w:tcMar>
+            <w:vAlign w:val="top"/>
+          </w:tcPr>
+          <w:p>
+            <w:pPr>
+              <w:spacing w:after="40" w:before="0" w:line="264"/>
+            </w:pPr>
+            <w:r>
+              <w:rPr>
+                <w:rFonts w:ascii="Arial" w:cs="Arial" w:eastAsia="Arial" w:hAnsi="Arial"/>
+                <w:b/>
+                <w:bCs/>
+                <w:sz w:val="20"/>
+                <w:szCs w:val="20"/>
+              </w:rPr>
+              <w:t xml:space="preserve">Member page for customers (phone)</w:t>
+            </w:r>
+          </w:p>
+          <w:p>
+            <w:pPr>
+              <w:spacing w:after="20" w:before="0" w:line="264"/>
+            </w:pPr>
+            <w:r>
+              <w:rPr>
+                <w:rFonts w:ascii="Arial" w:cs="Arial" w:eastAsia="Arial" w:hAnsi="Arial"/>
+                <w:color w:val="5B6477"/>
+                <w:sz w:val="19"/>
+                <w:szCs w:val="19"/>
+              </w:rPr>
+              <w:t xml:space="preserve">1.  </w:t>
+            </w:r>
+            <w:r>
+              <w:rPr>
+                <w:rFonts w:ascii="Arial" w:cs="Arial" w:eastAsia="Arial" w:hAnsi="Arial"/>
+                <w:sz w:val="19"/>
+                <w:szCs w:val="19"/>
+              </w:rPr>
+              <w:t xml:space="preserve">Open /member on a phone.</w:t>
+            </w:r>
+          </w:p>
+          <w:p>
+            <w:pPr>
+              <w:spacing w:after="20" w:before="0" w:line="264"/>
+            </w:pPr>
+            <w:r>
+              <w:rPr>
+                <w:rFonts w:ascii="Arial" w:cs="Arial" w:eastAsia="Arial" w:hAnsi="Arial"/>
+                <w:color w:val="5B6477"/>
+                <w:sz w:val="19"/>
+                <w:szCs w:val="19"/>
+              </w:rPr>
+              <w:t xml:space="preserve">2.  </w:t>
+            </w:r>
+            <w:r>
+              <w:rPr>
+                <w:rFonts w:ascii="Arial" w:cs="Arial" w:eastAsia="Arial" w:hAnsi="Arial"/>
+                <w:sz w:val="19"/>
+                <w:szCs w:val="19"/>
+              </w:rPr>
+              <w:t xml:space="preserve">Become a member with your own mobile number, tick the agreement, create the account.</w:t>
+            </w:r>
+          </w:p>
+          <w:p>
+            <w:pPr>
+              <w:spacing w:after="20" w:before="0" w:line="264"/>
+            </w:pPr>
+            <w:r>
+              <w:rPr>
+                <w:rFonts w:ascii="Arial" w:cs="Arial" w:eastAsia="Arial" w:hAnsi="Arial"/>
+                <w:color w:val="5B6477"/>
+                <w:sz w:val="19"/>
+                <w:szCs w:val="19"/>
+              </w:rPr>
+              <w:t xml:space="preserve">3.  </w:t>
+            </w:r>
+            <w:r>
+              <w:rPr>
+                <w:rFonts w:ascii="Arial" w:cs="Arial" w:eastAsia="Arial" w:hAnsi="Arial"/>
+                <w:sz w:val="19"/>
+                <w:szCs w:val="19"/>
+              </w:rPr>
+              <w:t xml:space="preserve">My card → the QR code and member number. Ask the counter to tag a sale to you, then My purchases.</w:t>
+            </w:r>
+          </w:p>
+          <w:p>
+            <w:pPr>
+              <w:spacing w:after="0" w:before="60" w:line="264"/>
+            </w:pPr>
+            <w:r>
+              <w:rPr>
+                <w:rFonts w:ascii="Arial" w:cs="Arial" w:eastAsia="Arial" w:hAnsi="Arial"/>
+                <w:b/>
+                <w:bCs/>
+                <w:color w:val="0B1F3A"/>
+                <w:sz w:val="19"/>
+                <w:szCs w:val="19"/>
+              </w:rPr>
+              <w:t xml:space="preserve">You should see: </w:t>
+            </w:r>
+            <w:r>
+              <w:rPr>
+                <w:rFonts w:ascii="Arial" w:cs="Arial" w:eastAsia="Arial" w:hAnsi="Arial"/>
+                <w:sz w:val="19"/>
+                <w:szCs w:val="19"/>
+              </w:rPr>
+              <w:t xml:space="preserve">The QR card shows; after a tagged sale the purchase appears with its items. Sign out and in again with the mobile number and password.</w:t>
             </w:r>
           </w:p>
         </w:tc>
@@ -4473,7 +4762,7 @@
                 <w:sz w:val="17"/>
                 <w:szCs w:val="17"/>
               </w:rPr>
-              <w:t xml:space="preserve">Passed (of 14)</w:t>
+              <w:t xml:space="preserve">Passed (of 15)</w:t>
             </w:r>
           </w:p>
         </w:tc>

--- a/docs/acceptance-test/per-user/08-wh.assoc.docx
+++ b/docs/acceptance-test/per-user/08-wh.assoc.docx
@@ -49,7 +49,7 @@
           <w:sz w:val="19"/>
           <w:szCs w:val="19"/>
         </w:rPr>
-        <w:t xml:space="preserve">Warehouse Associate. Enters goods in and out. No cost, no cash fund.</w:t>
+        <w:t xml:space="preserve">Warehouse Associate. Enters goods in and out. No cost. Can spend the warehouse cash fund.</w:t>
       </w:r>
     </w:p>
     <w:p>
@@ -117,7 +117,7 @@
           <w:sz w:val="18"/>
           <w:szCs w:val="18"/>
         </w:rPr>
-        <w:t xml:space="preserve">  ·  15 checks</w:t>
+        <w:t xml:space="preserve">  ·  16 checks</w:t>
       </w:r>
     </w:p>
     <w:tbl>
@@ -4558,7 +4558,312 @@
                 <w:sz w:val="19"/>
                 <w:szCs w:val="19"/>
               </w:rPr>
-              <w:t xml:space="preserve">The expense gets a number. The Cash fund choice is refused (the warehouse has no cash fund). Office / main accounts are not offered.</w:t>
+              <w:t xml:space="preserve">The expense gets a number. The Cash fund choice is allowed when Admin has set up the warehouse fund. Office / main accounts are not offered.</w:t>
+            </w:r>
+          </w:p>
+        </w:tc>
+        <w:tc>
+          <w:tcPr>
+            <w:tcW w:type="dxa" w:w="620"/>
+            <w:tcBorders>
+              <w:top w:val="single" w:color="C9D0DC" w:sz="4"/>
+              <w:left w:val="single" w:color="C9D0DC" w:sz="4"/>
+              <w:bottom w:val="single" w:color="C9D0DC" w:sz="4"/>
+              <w:right w:val="single" w:color="C9D0DC" w:sz="4"/>
+            </w:tcBorders>
+            <w:tcMar>
+              <w:top w:type="dxa" w:w="70"/>
+              <w:left w:type="dxa" w:w="100"/>
+              <w:bottom w:type="dxa" w:w="70"/>
+              <w:right w:type="dxa" w:w="100"/>
+            </w:tcMar>
+            <w:vAlign w:val="center"/>
+          </w:tcPr>
+          <w:p>
+            <w:pPr>
+              <w:spacing w:after="0" w:before="0" w:line="264"/>
+              <w:jc w:val="center"/>
+            </w:pPr>
+            <w:r>
+              <w:rPr>
+                <w:rFonts w:ascii="Arial" w:cs="Arial" w:eastAsia="Arial" w:hAnsi="Arial"/>
+                <w:sz w:val="30"/>
+                <w:szCs w:val="30"/>
+              </w:rPr>
+              <w:t xml:space="preserve">☐</w:t>
+            </w:r>
+          </w:p>
+        </w:tc>
+        <w:tc>
+          <w:tcPr>
+            <w:tcW w:type="dxa" w:w="620"/>
+            <w:tcBorders>
+              <w:top w:val="single" w:color="C9D0DC" w:sz="4"/>
+              <w:left w:val="single" w:color="C9D0DC" w:sz="4"/>
+              <w:bottom w:val="single" w:color="C9D0DC" w:sz="4"/>
+              <w:right w:val="single" w:color="C9D0DC" w:sz="4"/>
+            </w:tcBorders>
+            <w:tcMar>
+              <w:top w:type="dxa" w:w="70"/>
+              <w:left w:type="dxa" w:w="100"/>
+              <w:bottom w:type="dxa" w:w="70"/>
+              <w:right w:type="dxa" w:w="100"/>
+            </w:tcMar>
+            <w:vAlign w:val="center"/>
+          </w:tcPr>
+          <w:p>
+            <w:pPr>
+              <w:spacing w:after="0" w:before="0" w:line="264"/>
+              <w:jc w:val="center"/>
+            </w:pPr>
+            <w:r>
+              <w:rPr>
+                <w:rFonts w:ascii="Arial" w:cs="Arial" w:eastAsia="Arial" w:hAnsi="Arial"/>
+                <w:sz w:val="30"/>
+                <w:szCs w:val="30"/>
+              </w:rPr>
+              <w:t xml:space="preserve">☐</w:t>
+            </w:r>
+          </w:p>
+        </w:tc>
+        <w:tc>
+          <w:tcPr>
+            <w:tcW w:type="dxa" w:w="620"/>
+            <w:tcBorders>
+              <w:top w:val="single" w:color="C9D0DC" w:sz="4"/>
+              <w:left w:val="single" w:color="C9D0DC" w:sz="4"/>
+              <w:bottom w:val="single" w:color="C9D0DC" w:sz="4"/>
+              <w:right w:val="single" w:color="C9D0DC" w:sz="4"/>
+            </w:tcBorders>
+            <w:tcMar>
+              <w:top w:type="dxa" w:w="70"/>
+              <w:left w:type="dxa" w:w="100"/>
+              <w:bottom w:type="dxa" w:w="70"/>
+              <w:right w:type="dxa" w:w="100"/>
+            </w:tcMar>
+            <w:vAlign w:val="center"/>
+          </w:tcPr>
+          <w:p>
+            <w:pPr>
+              <w:spacing w:after="0" w:before="0" w:line="264"/>
+              <w:jc w:val="center"/>
+            </w:pPr>
+            <w:r>
+              <w:rPr>
+                <w:rFonts w:ascii="Arial" w:cs="Arial" w:eastAsia="Arial" w:hAnsi="Arial"/>
+                <w:sz w:val="30"/>
+                <w:szCs w:val="30"/>
+              </w:rPr>
+              <w:t xml:space="preserve">☐</w:t>
+            </w:r>
+          </w:p>
+        </w:tc>
+        <w:tc>
+          <w:tcPr>
+            <w:tcW w:type="dxa" w:w="2040"/>
+            <w:tcBorders>
+              <w:top w:val="single" w:color="C9D0DC" w:sz="4"/>
+              <w:left w:val="single" w:color="C9D0DC" w:sz="4"/>
+              <w:bottom w:val="single" w:color="C9D0DC" w:sz="4"/>
+              <w:right w:val="single" w:color="C9D0DC" w:sz="4"/>
+            </w:tcBorders>
+            <w:tcMar>
+              <w:top w:type="dxa" w:w="70"/>
+              <w:left w:type="dxa" w:w="100"/>
+              <w:bottom w:type="dxa" w:w="70"/>
+              <w:right w:type="dxa" w:w="100"/>
+            </w:tcMar>
+            <w:vAlign w:val="top"/>
+          </w:tcPr>
+          <w:p>
+            <w:pPr>
+              <w:spacing w:after="0" w:before="0" w:line="264"/>
+            </w:pPr>
+            <w:r>
+              <w:rPr>
+                <w:rFonts w:ascii="Arial" w:cs="Arial" w:eastAsia="Arial" w:hAnsi="Arial"/>
+                <w:sz w:val="19"/>
+                <w:szCs w:val="19"/>
+              </w:rPr>
+              <w:t xml:space="preserve"> </w:t>
+            </w:r>
+          </w:p>
+        </w:tc>
+      </w:tr>
+      <w:tr>
+        <w:trPr>
+          <w:cantSplit/>
+        </w:trPr>
+        <w:tc>
+          <w:tcPr>
+            <w:tcW w:type="dxa" w:w="860"/>
+            <w:tcBorders>
+              <w:top w:val="single" w:color="C9D0DC" w:sz="4"/>
+              <w:left w:val="single" w:color="C9D0DC" w:sz="4"/>
+              <w:bottom w:val="single" w:color="C9D0DC" w:sz="4"/>
+              <w:right w:val="single" w:color="C9D0DC" w:sz="4"/>
+            </w:tcBorders>
+            <w:tcMar>
+              <w:top w:type="dxa" w:w="70"/>
+              <w:left w:type="dxa" w:w="100"/>
+              <w:bottom w:type="dxa" w:w="70"/>
+              <w:right w:type="dxa" w:w="100"/>
+            </w:tcMar>
+            <w:vAlign w:val="top"/>
+          </w:tcPr>
+          <w:p>
+            <w:pPr>
+              <w:spacing w:after="0" w:before="0" w:line="264"/>
+            </w:pPr>
+            <w:r>
+              <w:rPr>
+                <w:rFonts w:ascii="Arial" w:cs="Arial" w:eastAsia="Arial" w:hAnsi="Arial"/>
+                <w:b/>
+                <w:bCs/>
+                <w:color w:val="5B6477"/>
+                <w:sz w:val="16"/>
+                <w:szCs w:val="16"/>
+              </w:rPr>
+              <w:t xml:space="preserve">WA-CF</w:t>
+            </w:r>
+          </w:p>
+        </w:tc>
+        <w:tc>
+          <w:tcPr>
+            <w:tcW w:type="dxa" w:w="5480"/>
+            <w:tcBorders>
+              <w:top w:val="single" w:color="C9D0DC" w:sz="4"/>
+              <w:left w:val="single" w:color="C9D0DC" w:sz="4"/>
+              <w:bottom w:val="single" w:color="C9D0DC" w:sz="4"/>
+              <w:right w:val="single" w:color="C9D0DC" w:sz="4"/>
+            </w:tcBorders>
+            <w:tcMar>
+              <w:top w:type="dxa" w:w="70"/>
+              <w:left w:type="dxa" w:w="100"/>
+              <w:bottom w:type="dxa" w:w="70"/>
+              <w:right w:type="dxa" w:w="100"/>
+            </w:tcMar>
+            <w:vAlign w:val="top"/>
+          </w:tcPr>
+          <w:p>
+            <w:pPr>
+              <w:spacing w:after="40" w:before="0" w:line="264"/>
+            </w:pPr>
+            <w:r>
+              <w:rPr>
+                <w:rFonts w:ascii="Arial" w:cs="Arial" w:eastAsia="Arial" w:hAnsi="Arial"/>
+                <w:b/>
+                <w:bCs/>
+                <w:sz w:val="20"/>
+                <w:szCs w:val="20"/>
+              </w:rPr>
+              <w:t xml:space="preserve">Pay a warehouse expense from the cash fund</w:t>
+            </w:r>
+          </w:p>
+          <w:p>
+            <w:pPr>
+              <w:spacing w:after="40" w:before="0" w:line="264"/>
+            </w:pPr>
+            <w:r>
+              <w:rPr>
+                <w:rFonts w:ascii="Arial" w:cs="Arial" w:eastAsia="Arial" w:hAnsi="Arial"/>
+                <w:i/>
+                <w:iCs/>
+                <w:color w:val="5B6477"/>
+                <w:sz w:val="15"/>
+                <w:szCs w:val="15"/>
+              </w:rPr>
+              <w:t xml:space="preserve">Flow F38 · Warehouse cash fund and restock override</w:t>
+            </w:r>
+          </w:p>
+          <w:p>
+            <w:pPr>
+              <w:spacing w:after="20" w:before="0" w:line="264"/>
+            </w:pPr>
+            <w:r>
+              <w:rPr>
+                <w:rFonts w:ascii="Arial" w:cs="Arial" w:eastAsia="Arial" w:hAnsi="Arial"/>
+                <w:color w:val="5B6477"/>
+                <w:sz w:val="19"/>
+                <w:szCs w:val="19"/>
+              </w:rPr>
+              <w:t xml:space="preserve">1.  </w:t>
+            </w:r>
+            <w:r>
+              <w:rPr>
+                <w:rFonts w:ascii="Arial" w:cs="Arial" w:eastAsia="Arial" w:hAnsi="Arial"/>
+                <w:sz w:val="19"/>
+                <w:szCs w:val="19"/>
+              </w:rPr>
+              <w:t xml:space="preserve">Expenses → choose the expense account, amount and payee.</w:t>
+            </w:r>
+          </w:p>
+          <w:p>
+            <w:pPr>
+              <w:spacing w:after="20" w:before="0" w:line="264"/>
+            </w:pPr>
+            <w:r>
+              <w:rPr>
+                <w:rFonts w:ascii="Arial" w:cs="Arial" w:eastAsia="Arial" w:hAnsi="Arial"/>
+                <w:color w:val="5B6477"/>
+                <w:sz w:val="19"/>
+                <w:szCs w:val="19"/>
+              </w:rPr>
+              <w:t xml:space="preserve">2.  </w:t>
+            </w:r>
+            <w:r>
+              <w:rPr>
+                <w:rFonts w:ascii="Arial" w:cs="Arial" w:eastAsia="Arial" w:hAnsi="Arial"/>
+                <w:sz w:val="19"/>
+                <w:szCs w:val="19"/>
+              </w:rPr>
+              <w:t xml:space="preserve">Paid from → Cash fund: read the balance beside it.</w:t>
+            </w:r>
+          </w:p>
+          <w:p>
+            <w:pPr>
+              <w:spacing w:after="20" w:before="0" w:line="264"/>
+            </w:pPr>
+            <w:r>
+              <w:rPr>
+                <w:rFonts w:ascii="Arial" w:cs="Arial" w:eastAsia="Arial" w:hAnsi="Arial"/>
+                <w:color w:val="5B6477"/>
+                <w:sz w:val="19"/>
+                <w:szCs w:val="19"/>
+              </w:rPr>
+              <w:t xml:space="preserve">3.  </w:t>
+            </w:r>
+            <w:r>
+              <w:rPr>
+                <w:rFonts w:ascii="Arial" w:cs="Arial" w:eastAsia="Arial" w:hAnsi="Arial"/>
+                <w:sz w:val="19"/>
+                <w:szCs w:val="19"/>
+              </w:rPr>
+              <w:t xml:space="preserve">Save.</w:t>
+            </w:r>
+          </w:p>
+          <w:p>
+            <w:pPr>
+              <w:spacing w:after="0" w:before="60" w:line="264"/>
+            </w:pPr>
+            <w:r>
+              <w:rPr>
+                <w:rFonts w:ascii="Arial" w:cs="Arial" w:eastAsia="Arial" w:hAnsi="Arial"/>
+                <w:b/>
+                <w:bCs/>
+                <w:color w:val="0B1F3A"/>
+                <w:sz w:val="19"/>
+                <w:szCs w:val="19"/>
+              </w:rPr>
+              <w:t xml:space="preserve">You should see: </w:t>
+            </w:r>
+            <w:r>
+              <w:rPr>
+                <w:rFonts w:ascii="Arial" w:cs="Arial" w:eastAsia="Arial" w:hAnsi="Arial"/>
+                <w:sz w:val="19"/>
+                <w:szCs w:val="19"/>
+              </w:rPr>
+              <w:t xml:space="preserve">The expense is saved and the cash fund balance goes down by that amount. You cannot set up or replenish the fund.</w:t>
             </w:r>
           </w:p>
         </w:tc>
@@ -4762,7 +5067,7 @@
                 <w:sz w:val="17"/>
                 <w:szCs w:val="17"/>
               </w:rPr>
-              <w:t xml:space="preserve">Passed (of 15)</w:t>
+              <w:t xml:space="preserve">Passed (of 16)</w:t>
             </w:r>
           </w:p>
         </w:tc>

--- a/docs/acceptance-test/per-user/08-wh.assoc.docx
+++ b/docs/acceptance-test/per-user/08-wh.assoc.docx
@@ -117,7 +117,7 @@
           <w:sz w:val="18"/>
           <w:szCs w:val="18"/>
         </w:rPr>
-        <w:t xml:space="preserve">  ·  16 checks</w:t>
+        <w:t xml:space="preserve">  ·  18 checks</w:t>
       </w:r>
     </w:p>
     <w:tbl>
@@ -1785,7 +1785,7 @@
                 <w:sz w:val="16"/>
                 <w:szCs w:val="16"/>
               </w:rPr>
-              <w:t xml:space="preserve">WA-01</w:t>
+              <w:t xml:space="preserve">CM-SRCH</w:t>
             </w:r>
           </w:p>
         </w:tc>
@@ -1818,23 +1818,7 @@
                 <w:sz w:val="20"/>
                 <w:szCs w:val="20"/>
               </w:rPr>
-              <w:t xml:space="preserve">Record a supplier delivery</w:t>
-            </w:r>
-          </w:p>
-          <w:p>
-            <w:pPr>
-              <w:spacing w:after="40" w:before="0" w:line="264"/>
-            </w:pPr>
-            <w:r>
-              <w:rPr>
-                <w:rFonts w:ascii="Arial" w:cs="Arial" w:eastAsia="Arial" w:hAnsi="Arial"/>
-                <w:i/>
-                <w:iCs/>
-                <w:color w:val="5B6477"/>
-                <w:sz w:val="15"/>
-                <w:szCs w:val="15"/>
-              </w:rPr>
-              <w:t xml:space="preserve">Flow F1 · Supplier delivery into the warehouse</w:t>
+              <w:t xml:space="preserve">Dashboard search and Stock on Hand layout</w:t>
             </w:r>
           </w:p>
           <w:p>
@@ -1856,7 +1840,7 @@
                 <w:sz w:val="19"/>
                 <w:szCs w:val="19"/>
               </w:rPr>
-              <w:t xml:space="preserve">Supplier Deliveries → New → supplier code and invoice / DR no.</w:t>
+              <w:t xml:space="preserve">Dashboard → type part of a screen name in the search box.</w:t>
             </w:r>
           </w:p>
           <w:p>
@@ -1878,29 +1862,7 @@
                 <w:sz w:val="19"/>
                 <w:szCs w:val="19"/>
               </w:rPr>
-              <w:t xml:space="preserve">Add an item with Qty, Free, Expiry and Batch #; press + another expiry to split one item.</w:t>
-            </w:r>
-          </w:p>
-          <w:p>
-            <w:pPr>
-              <w:spacing w:after="20" w:before="0" w:line="264"/>
-            </w:pPr>
-            <w:r>
-              <w:rPr>
-                <w:rFonts w:ascii="Arial" w:cs="Arial" w:eastAsia="Arial" w:hAnsi="Arial"/>
-                <w:color w:val="5B6477"/>
-                <w:sz w:val="19"/>
-                <w:szCs w:val="19"/>
-              </w:rPr>
-              <w:t xml:space="preserve">3.  </w:t>
-            </w:r>
-            <w:r>
-              <w:rPr>
-                <w:rFonts w:ascii="Arial" w:cs="Arial" w:eastAsia="Arial" w:hAnsi="Arial"/>
-                <w:sz w:val="19"/>
-                <w:szCs w:val="19"/>
-              </w:rPr>
-              <w:t xml:space="preserve">Under Upload Supplier Delivery Receipt choose a photo → Create draft → Submit.</w:t>
+              <w:t xml:space="preserve">Stock on Hand → look at an item with several flavors or expiry dates (if your account sees stock).</w:t>
             </w:r>
           </w:p>
           <w:p>
@@ -1924,7 +1886,7 @@
                 <w:sz w:val="19"/>
                 <w:szCs w:val="19"/>
               </w:rPr>
-              <w:t xml:space="preserve">No cost column. Status shows '1. Waiting for the In-Charge to check the goods'. The receipt is attached.</w:t>
+              <w:t xml:space="preserve">The matching screens are listed. Flavors and expiry dates are shown as labelled rows with their quantity.</w:t>
             </w:r>
           </w:p>
         </w:tc>
@@ -2090,7 +2052,7 @@
                 <w:sz w:val="16"/>
                 <w:szCs w:val="16"/>
               </w:rPr>
-              <w:t xml:space="preserve">WA-02</w:t>
+              <w:t xml:space="preserve">WA-01</w:t>
             </w:r>
           </w:p>
         </w:tc>
@@ -2123,7 +2085,7 @@
                 <w:sz w:val="20"/>
                 <w:szCs w:val="20"/>
               </w:rPr>
-              <w:t xml:space="preserve">Stock arrives after both approvals</w:t>
+              <w:t xml:space="preserve">Record a supplier delivery</w:t>
             </w:r>
           </w:p>
           <w:p>
@@ -2161,7 +2123,7 @@
                 <w:sz w:val="19"/>
                 <w:szCs w:val="19"/>
               </w:rPr>
-              <w:t xml:space="preserve">After the In-Charge and the Head Auditor approve, open Stock on Hand.</w:t>
+              <w:t xml:space="preserve">Supplier Deliveries → New → supplier code and invoice / DR no.</w:t>
             </w:r>
           </w:p>
           <w:p>
@@ -2183,7 +2145,29 @@
                 <w:sz w:val="19"/>
                 <w:szCs w:val="19"/>
               </w:rPr>
-              <w:t xml:space="preserve">Open the delivery and download the receipt.</w:t>
+              <w:t xml:space="preserve">Add an item with Qty, Free, Expiry and Batch #; press + another expiry to split one item.</w:t>
+            </w:r>
+          </w:p>
+          <w:p>
+            <w:pPr>
+              <w:spacing w:after="20" w:before="0" w:line="264"/>
+            </w:pPr>
+            <w:r>
+              <w:rPr>
+                <w:rFonts w:ascii="Arial" w:cs="Arial" w:eastAsia="Arial" w:hAnsi="Arial"/>
+                <w:color w:val="5B6477"/>
+                <w:sz w:val="19"/>
+                <w:szCs w:val="19"/>
+              </w:rPr>
+              <w:t xml:space="preserve">3.  </w:t>
+            </w:r>
+            <w:r>
+              <w:rPr>
+                <w:rFonts w:ascii="Arial" w:cs="Arial" w:eastAsia="Arial" w:hAnsi="Arial"/>
+                <w:sz w:val="19"/>
+                <w:szCs w:val="19"/>
+              </w:rPr>
+              <w:t xml:space="preserve">Under Upload Supplier Delivery Receipt choose a photo → Create draft → Submit.</w:t>
             </w:r>
           </w:p>
           <w:p>
@@ -2207,7 +2191,7 @@
                 <w:sz w:val="19"/>
                 <w:szCs w:val="19"/>
               </w:rPr>
-              <w:t xml:space="preserve">The item is in the Warehouse with batch and expiry. The receipt file downloads.</w:t>
+              <w:t xml:space="preserve">No cost column. Status shows '1. Waiting for the In-Charge to check the goods'. The receipt is attached.</w:t>
             </w:r>
           </w:p>
         </w:tc>
@@ -2373,7 +2357,7 @@
                 <w:sz w:val="16"/>
                 <w:szCs w:val="16"/>
               </w:rPr>
-              <w:t xml:space="preserve">WA-03</w:t>
+              <w:t xml:space="preserve">WA-02</w:t>
             </w:r>
           </w:p>
         </w:tc>
@@ -2406,7 +2390,7 @@
                 <w:sz w:val="20"/>
                 <w:szCs w:val="20"/>
               </w:rPr>
-              <w:t xml:space="preserve">Answer a branch's stock request</w:t>
+              <w:t xml:space="preserve">Stock arrives after both approvals</w:t>
             </w:r>
           </w:p>
           <w:p>
@@ -2422,7 +2406,7 @@
                 <w:sz w:val="15"/>
                 <w:szCs w:val="15"/>
               </w:rPr>
-              <w:t xml:space="preserve">Flow F2 · Branch asks for stock and receives it</w:t>
+              <w:t xml:space="preserve">Flow F1 · Supplier delivery into the warehouse</w:t>
             </w:r>
           </w:p>
           <w:p>
@@ -2444,7 +2428,7 @@
                 <w:sz w:val="19"/>
                 <w:szCs w:val="19"/>
               </w:rPr>
-              <w:t xml:space="preserve">Open the notification from West Ave's request.</w:t>
+              <w:t xml:space="preserve">After the In-Charge and the Head Auditor approve, open Stock on Hand.</w:t>
             </w:r>
           </w:p>
           <w:p>
@@ -2466,7 +2450,7 @@
                 <w:sz w:val="19"/>
                 <w:szCs w:val="19"/>
               </w:rPr>
-              <w:t xml:space="preserve">Add items → Print draft → Submit.</w:t>
+              <w:t xml:space="preserve">Open the delivery and download the receipt.</w:t>
             </w:r>
           </w:p>
           <w:p>
@@ -2490,7 +2474,7 @@
                 <w:sz w:val="19"/>
                 <w:szCs w:val="19"/>
               </w:rPr>
-              <w:t xml:space="preserve">'To' is already West Ave. The oldest expiry is picked first. It waits for the In-Charge.</w:t>
+              <w:t xml:space="preserve">The item is in the Warehouse with batch and expiry. The receipt file downloads.</w:t>
             </w:r>
           </w:p>
         </w:tc>
@@ -2656,7 +2640,7 @@
                 <w:sz w:val="16"/>
                 <w:szCs w:val="16"/>
               </w:rPr>
-              <w:t xml:space="preserve">WA-04</w:t>
+              <w:t xml:space="preserve">WA-03</w:t>
             </w:r>
           </w:p>
         </w:tc>
@@ -2689,7 +2673,7 @@
                 <w:sz w:val="20"/>
                 <w:szCs w:val="20"/>
               </w:rPr>
-              <w:t xml:space="preserve">Send to a franchise</w:t>
+              <w:t xml:space="preserve">Answer a branch's stock request</w:t>
             </w:r>
           </w:p>
           <w:p>
@@ -2705,7 +2689,7 @@
                 <w:sz w:val="15"/>
                 <w:szCs w:val="15"/>
               </w:rPr>
-              <w:t xml:space="preserve">Flow F9 · Stock to a franchise</w:t>
+              <w:t xml:space="preserve">Flow F2 · Branch asks for stock and receives it</w:t>
             </w:r>
           </w:p>
           <w:p>
@@ -2727,7 +2711,29 @@
                 <w:sz w:val="19"/>
                 <w:szCs w:val="19"/>
               </w:rPr>
-              <w:t xml:space="preserve">Transfers &amp; Pull-outs → To Mayon (franchise) → Create draft → Submit.</w:t>
+              <w:t xml:space="preserve">Open the notification from West Ave's request.</w:t>
+            </w:r>
+          </w:p>
+          <w:p>
+            <w:pPr>
+              <w:spacing w:after="20" w:before="0" w:line="264"/>
+            </w:pPr>
+            <w:r>
+              <w:rPr>
+                <w:rFonts w:ascii="Arial" w:cs="Arial" w:eastAsia="Arial" w:hAnsi="Arial"/>
+                <w:color w:val="5B6477"/>
+                <w:sz w:val="19"/>
+                <w:szCs w:val="19"/>
+              </w:rPr>
+              <w:t xml:space="preserve">2.  </w:t>
+            </w:r>
+            <w:r>
+              <w:rPr>
+                <w:rFonts w:ascii="Arial" w:cs="Arial" w:eastAsia="Arial" w:hAnsi="Arial"/>
+                <w:sz w:val="19"/>
+                <w:szCs w:val="19"/>
+              </w:rPr>
+              <w:t xml:space="preserve">Add items → Print draft → Submit.</w:t>
             </w:r>
           </w:p>
           <w:p>
@@ -2751,7 +2757,7 @@
                 <w:sz w:val="19"/>
                 <w:szCs w:val="19"/>
               </w:rPr>
-              <w:t xml:space="preserve">The In-Charge approves, then the Owner.</w:t>
+              <w:t xml:space="preserve">'To' is already West Ave. The oldest expiry is picked first. It waits for the In-Charge.</w:t>
             </w:r>
           </w:p>
         </w:tc>
@@ -2917,7 +2923,7 @@
                 <w:sz w:val="16"/>
                 <w:szCs w:val="16"/>
               </w:rPr>
-              <w:t xml:space="preserve">WA-05</w:t>
+              <w:t xml:space="preserve">WA-04</w:t>
             </w:r>
           </w:p>
         </w:tc>
@@ -2950,7 +2956,23 @@
                 <w:sz w:val="20"/>
                 <w:szCs w:val="20"/>
               </w:rPr>
-              <w:t xml:space="preserve">Accept an In-Charge edit</w:t>
+              <w:t xml:space="preserve">Send to a franchise</w:t>
+            </w:r>
+          </w:p>
+          <w:p>
+            <w:pPr>
+              <w:spacing w:after="40" w:before="0" w:line="264"/>
+            </w:pPr>
+            <w:r>
+              <w:rPr>
+                <w:rFonts w:ascii="Arial" w:cs="Arial" w:eastAsia="Arial" w:hAnsi="Arial"/>
+                <w:i/>
+                <w:iCs/>
+                <w:color w:val="5B6477"/>
+                <w:sz w:val="15"/>
+                <w:szCs w:val="15"/>
+              </w:rPr>
+              <w:t xml:space="preserve">Flow F9 · Stock to a franchise</w:t>
             </w:r>
           </w:p>
           <w:p>
@@ -2972,7 +2994,7 @@
                 <w:sz w:val="19"/>
                 <w:szCs w:val="19"/>
               </w:rPr>
-              <w:t xml:space="preserve">My Approvals → Warehouse edit → read the change (e.g. qty 3 → 2) → Accept.</w:t>
+              <w:t xml:space="preserve">Transfers &amp; Pull-outs → To Mayon (franchise) → Create draft → Submit.</w:t>
             </w:r>
           </w:p>
           <w:p>
@@ -2996,7 +3018,7 @@
                 <w:sz w:val="19"/>
                 <w:szCs w:val="19"/>
               </w:rPr>
-              <w:t xml:space="preserve">The change applies and the document goes back through approval.</w:t>
+              <w:t xml:space="preserve">The In-Charge approves, then the Owner.</w:t>
             </w:r>
           </w:p>
         </w:tc>
@@ -3162,7 +3184,7 @@
                 <w:sz w:val="16"/>
                 <w:szCs w:val="16"/>
               </w:rPr>
-              <w:t xml:space="preserve">WA-06</w:t>
+              <w:t xml:space="preserve">WA-05</w:t>
             </w:r>
           </w:p>
         </w:tc>
@@ -3195,7 +3217,7 @@
                 <w:sz w:val="20"/>
                 <w:szCs w:val="20"/>
               </w:rPr>
-              <w:t xml:space="preserve">Weekly count</w:t>
+              <w:t xml:space="preserve">Accept an In-Charge edit</w:t>
             </w:r>
           </w:p>
           <w:p>
@@ -3217,7 +3239,7 @@
                 <w:sz w:val="19"/>
                 <w:szCs w:val="19"/>
               </w:rPr>
-              <w:t xml:space="preserve">Stock Counts → Start my weekly count sheet → counts → Submit count.</w:t>
+              <w:t xml:space="preserve">My Approvals → Warehouse edit → read the change (e.g. qty 3 → 2) → Accept.</w:t>
             </w:r>
           </w:p>
           <w:p>
@@ -3241,7 +3263,7 @@
                 <w:sz w:val="19"/>
                 <w:szCs w:val="19"/>
               </w:rPr>
-              <w:t xml:space="preserve">The sheet locks. Differences open a 7-day case.</w:t>
+              <w:t xml:space="preserve">The change applies and the document goes back through approval.</w:t>
             </w:r>
           </w:p>
         </w:tc>
@@ -3407,7 +3429,7 @@
                 <w:sz w:val="16"/>
                 <w:szCs w:val="16"/>
               </w:rPr>
-              <w:t xml:space="preserve">WA-07</w:t>
+              <w:t xml:space="preserve">WA-06</w:t>
             </w:r>
           </w:p>
         </w:tc>
@@ -3440,7 +3462,7 @@
                 <w:sz w:val="20"/>
                 <w:szCs w:val="20"/>
               </w:rPr>
-              <w:t xml:space="preserve">What you cannot see</w:t>
+              <w:t xml:space="preserve">Weekly count</w:t>
             </w:r>
           </w:p>
           <w:p>
@@ -3462,7 +3484,7 @@
                 <w:sz w:val="19"/>
                 <w:szCs w:val="19"/>
               </w:rPr>
-              <w:t xml:space="preserve">Look through the menu and a delivery page.</w:t>
+              <w:t xml:space="preserve">Stock Counts → Start my weekly count sheet → counts → Submit count.</w:t>
             </w:r>
           </w:p>
           <w:p>
@@ -3486,7 +3508,7 @@
                 <w:sz w:val="19"/>
                 <w:szCs w:val="19"/>
               </w:rPr>
-              <w:t xml:space="preserve">No cost and no Petty Cash Fund menu.</w:t>
+              <w:t xml:space="preserve">The sheet locks. Differences open a 7-day case.</w:t>
             </w:r>
           </w:p>
         </w:tc>
@@ -3652,7 +3674,7 @@
                 <w:sz w:val="16"/>
                 <w:szCs w:val="16"/>
               </w:rPr>
-              <w:t xml:space="preserve">WA-08</w:t>
+              <w:t xml:space="preserve">WA-07</w:t>
             </w:r>
           </w:p>
         </w:tc>
@@ -3685,23 +3707,7 @@
                 <w:sz w:val="20"/>
                 <w:szCs w:val="20"/>
               </w:rPr>
-              <w:t xml:space="preserve">Receive in two flavors</w:t>
-            </w:r>
-          </w:p>
-          <w:p>
-            <w:pPr>
-              <w:spacing w:after="40" w:before="0" w:line="264"/>
-            </w:pPr>
-            <w:r>
-              <w:rPr>
-                <w:rFonts w:ascii="Arial" w:cs="Arial" w:eastAsia="Arial" w:hAnsi="Arial"/>
-                <w:i/>
-                <w:iCs/>
-                <w:color w:val="5B6477"/>
-                <w:sz w:val="15"/>
-                <w:szCs w:val="15"/>
-              </w:rPr>
-              <w:t xml:space="preserve">Flow F18 · Flavors, expiry and the Owner's approval</w:t>
+              <w:t xml:space="preserve">What you cannot see</w:t>
             </w:r>
           </w:p>
           <w:p>
@@ -3723,7 +3729,7 @@
                 <w:sz w:val="19"/>
                 <w:szCs w:val="19"/>
               </w:rPr>
-              <w:t xml:space="preserve">Supplier Deliveries → New → one item: Flavor Choco, qty 5, expiry → + another flavor / expiry → Vanilla, qty 4, later expiry → Submit.</w:t>
+              <w:t xml:space="preserve">Look through the menu and a delivery page.</w:t>
             </w:r>
           </w:p>
           <w:p>
@@ -3747,7 +3753,7 @@
                 <w:sz w:val="19"/>
                 <w:szCs w:val="19"/>
               </w:rPr>
-              <w:t xml:space="preserve">After both approvals, Stock on Hand shows one SKU with Flavors Choco: 5, Vanilla: 4.</w:t>
+              <w:t xml:space="preserve">No cost and no Petty Cash Fund menu.</w:t>
             </w:r>
           </w:p>
         </w:tc>
@@ -3913,7 +3919,7 @@
                 <w:sz w:val="16"/>
                 <w:szCs w:val="16"/>
               </w:rPr>
-              <w:t xml:space="preserve">WA-09</w:t>
+              <w:t xml:space="preserve">WA-08</w:t>
             </w:r>
           </w:p>
         </w:tc>
@@ -3946,7 +3952,23 @@
                 <w:sz w:val="20"/>
                 <w:szCs w:val="20"/>
               </w:rPr>
-              <w:t xml:space="preserve">Change your own password</w:t>
+              <w:t xml:space="preserve">Receive in two flavors</w:t>
+            </w:r>
+          </w:p>
+          <w:p>
+            <w:pPr>
+              <w:spacing w:after="40" w:before="0" w:line="264"/>
+            </w:pPr>
+            <w:r>
+              <w:rPr>
+                <w:rFonts w:ascii="Arial" w:cs="Arial" w:eastAsia="Arial" w:hAnsi="Arial"/>
+                <w:i/>
+                <w:iCs/>
+                <w:color w:val="5B6477"/>
+                <w:sz w:val="15"/>
+                <w:szCs w:val="15"/>
+              </w:rPr>
+              <w:t xml:space="preserve">Flow F18 · Flavors, expiry and the Owner's approval</w:t>
             </w:r>
           </w:p>
           <w:p>
@@ -3968,51 +3990,7 @@
                 <w:sz w:val="19"/>
                 <w:szCs w:val="19"/>
               </w:rPr>
-              <w:t xml:space="preserve">Press the key icon at the top right (Change my password).</w:t>
-            </w:r>
-          </w:p>
-          <w:p>
-            <w:pPr>
-              <w:spacing w:after="20" w:before="0" w:line="264"/>
-            </w:pPr>
-            <w:r>
-              <w:rPr>
-                <w:rFonts w:ascii="Arial" w:cs="Arial" w:eastAsia="Arial" w:hAnsi="Arial"/>
-                <w:color w:val="5B6477"/>
-                <w:sz w:val="19"/>
-                <w:szCs w:val="19"/>
-              </w:rPr>
-              <w:t xml:space="preserve">2.  </w:t>
-            </w:r>
-            <w:r>
-              <w:rPr>
-                <w:rFonts w:ascii="Arial" w:cs="Arial" w:eastAsia="Arial" w:hAnsi="Arial"/>
-                <w:sz w:val="19"/>
-                <w:szCs w:val="19"/>
-              </w:rPr>
-              <w:t xml:space="preserve">Type the current password and a new one of 10 or more characters, twice → Change password.</w:t>
-            </w:r>
-          </w:p>
-          <w:p>
-            <w:pPr>
-              <w:spacing w:after="20" w:before="0" w:line="264"/>
-            </w:pPr>
-            <w:r>
-              <w:rPr>
-                <w:rFonts w:ascii="Arial" w:cs="Arial" w:eastAsia="Arial" w:hAnsi="Arial"/>
-                <w:color w:val="5B6477"/>
-                <w:sz w:val="19"/>
-                <w:szCs w:val="19"/>
-              </w:rPr>
-              <w:t xml:space="preserve">3.  </w:t>
-            </w:r>
-            <w:r>
-              <w:rPr>
-                <w:rFonts w:ascii="Arial" w:cs="Arial" w:eastAsia="Arial" w:hAnsi="Arial"/>
-                <w:sz w:val="19"/>
-                <w:szCs w:val="19"/>
-              </w:rPr>
-              <w:t xml:space="preserve">Sign out and sign in again with the new password. Then change it back to ChangeMe!2026 for the next tester.</w:t>
+              <w:t xml:space="preserve">Supplier Deliveries → New → one item: Flavor Choco, qty 5, expiry → + another flavor / expiry → Vanilla, qty 4, later expiry → Submit.</w:t>
             </w:r>
           </w:p>
           <w:p>
@@ -4036,7 +4014,7 @@
                 <w:sz w:val="19"/>
                 <w:szCs w:val="19"/>
               </w:rPr>
-              <w:t xml:space="preserve">The new password works. Nobody else can see it. HR receives a notice that you changed it (not the password).</w:t>
+              <w:t xml:space="preserve">After both approvals, Stock on Hand shows one SKU with Flavors Choco: 5, Vanilla: 4.</w:t>
             </w:r>
           </w:p>
         </w:tc>
@@ -4202,7 +4180,7 @@
                 <w:sz w:val="16"/>
                 <w:szCs w:val="16"/>
               </w:rPr>
-              <w:t xml:space="preserve">WA-10</w:t>
+              <w:t xml:space="preserve">WA-09</w:t>
             </w:r>
           </w:p>
         </w:tc>
@@ -4235,23 +4213,7 @@
                 <w:sz w:val="20"/>
                 <w:szCs w:val="20"/>
               </w:rPr>
-              <w:t xml:space="preserve">Delete your own draft</w:t>
-            </w:r>
-          </w:p>
-          <w:p>
-            <w:pPr>
-              <w:spacing w:after="40" w:before="0" w:line="264"/>
-            </w:pPr>
-            <w:r>
-              <w:rPr>
-                <w:rFonts w:ascii="Arial" w:cs="Arial" w:eastAsia="Arial" w:hAnsi="Arial"/>
-                <w:i/>
-                <w:iCs/>
-                <w:color w:val="5B6477"/>
-                <w:sz w:val="15"/>
-                <w:szCs w:val="15"/>
-              </w:rPr>
-              <w:t xml:space="preserve">Flow F30 · Deleting an unfinished draft</w:t>
+              <w:t xml:space="preserve">Change your own password</w:t>
             </w:r>
           </w:p>
           <w:p>
@@ -4273,7 +4235,51 @@
                 <w:sz w:val="19"/>
                 <w:szCs w:val="19"/>
               </w:rPr>
-              <w:t xml:space="preserve">Create a delivery draft → open it → Delete draft.</w:t>
+              <w:t xml:space="preserve">Press the key icon at the top right (Change my password).</w:t>
+            </w:r>
+          </w:p>
+          <w:p>
+            <w:pPr>
+              <w:spacing w:after="20" w:before="0" w:line="264"/>
+            </w:pPr>
+            <w:r>
+              <w:rPr>
+                <w:rFonts w:ascii="Arial" w:cs="Arial" w:eastAsia="Arial" w:hAnsi="Arial"/>
+                <w:color w:val="5B6477"/>
+                <w:sz w:val="19"/>
+                <w:szCs w:val="19"/>
+              </w:rPr>
+              <w:t xml:space="preserve">2.  </w:t>
+            </w:r>
+            <w:r>
+              <w:rPr>
+                <w:rFonts w:ascii="Arial" w:cs="Arial" w:eastAsia="Arial" w:hAnsi="Arial"/>
+                <w:sz w:val="19"/>
+                <w:szCs w:val="19"/>
+              </w:rPr>
+              <w:t xml:space="preserve">Type the current password and a new one of 10 or more characters, twice → Change password.</w:t>
+            </w:r>
+          </w:p>
+          <w:p>
+            <w:pPr>
+              <w:spacing w:after="20" w:before="0" w:line="264"/>
+            </w:pPr>
+            <w:r>
+              <w:rPr>
+                <w:rFonts w:ascii="Arial" w:cs="Arial" w:eastAsia="Arial" w:hAnsi="Arial"/>
+                <w:color w:val="5B6477"/>
+                <w:sz w:val="19"/>
+                <w:szCs w:val="19"/>
+              </w:rPr>
+              <w:t xml:space="preserve">3.  </w:t>
+            </w:r>
+            <w:r>
+              <w:rPr>
+                <w:rFonts w:ascii="Arial" w:cs="Arial" w:eastAsia="Arial" w:hAnsi="Arial"/>
+                <w:sz w:val="19"/>
+                <w:szCs w:val="19"/>
+              </w:rPr>
+              <w:t xml:space="preserve">Sign out and sign in again with the new password. Then change it back to ChangeMe!2026 for the next tester.</w:t>
             </w:r>
           </w:p>
           <w:p>
@@ -4297,7 +4303,7 @@
                 <w:sz w:val="19"/>
                 <w:szCs w:val="19"/>
               </w:rPr>
-              <w:t xml:space="preserve">The draft is deleted. You cannot delete somebody else's.</w:t>
+              <w:t xml:space="preserve">The new password works. Nobody else can see it. HR receives a notice that you changed it (not the password).</w:t>
             </w:r>
           </w:p>
         </w:tc>
@@ -4463,7 +4469,7 @@
                 <w:sz w:val="16"/>
                 <w:szCs w:val="16"/>
               </w:rPr>
-              <w:t xml:space="preserve">WA-11</w:t>
+              <w:t xml:space="preserve">WA-10</w:t>
             </w:r>
           </w:p>
         </w:tc>
@@ -4496,7 +4502,7 @@
                 <w:sz w:val="20"/>
                 <w:szCs w:val="20"/>
               </w:rPr>
-              <w:t xml:space="preserve">Record a warehouse expense</w:t>
+              <w:t xml:space="preserve">Delete your own draft</w:t>
             </w:r>
           </w:p>
           <w:p>
@@ -4512,7 +4518,7 @@
                 <w:sz w:val="15"/>
                 <w:szCs w:val="15"/>
               </w:rPr>
-              <w:t xml:space="preserve">Flow F31 · Agent field work: outlets, itineraries and consignment maximums</w:t>
+              <w:t xml:space="preserve">Flow F30 · Deleting an unfinished draft</w:t>
             </w:r>
           </w:p>
           <w:p>
@@ -4534,7 +4540,7 @@
                 <w:sz w:val="19"/>
                 <w:szCs w:val="19"/>
               </w:rPr>
-              <w:t xml:space="preserve">Expenses → choose a warehouse account, type the amount and payee, choose cash on hand, bank account or owner advance → Save.</w:t>
+              <w:t xml:space="preserve">Create a delivery draft → open it → Delete draft.</w:t>
             </w:r>
           </w:p>
           <w:p>
@@ -4558,7 +4564,7 @@
                 <w:sz w:val="19"/>
                 <w:szCs w:val="19"/>
               </w:rPr>
-              <w:t xml:space="preserve">The expense gets a number. The Cash fund choice is allowed when Admin has set up the warehouse fund. Office / main accounts are not offered.</w:t>
+              <w:t xml:space="preserve">The draft is deleted. You cannot delete somebody else's.</w:t>
             </w:r>
           </w:p>
         </w:tc>
@@ -4724,7 +4730,7 @@
                 <w:sz w:val="16"/>
                 <w:szCs w:val="16"/>
               </w:rPr>
-              <w:t xml:space="preserve">WA-CF</w:t>
+              <w:t xml:space="preserve">WA-11</w:t>
             </w:r>
           </w:p>
         </w:tc>
@@ -4757,7 +4763,7 @@
                 <w:sz w:val="20"/>
                 <w:szCs w:val="20"/>
               </w:rPr>
-              <w:t xml:space="preserve">Pay a warehouse expense from the cash fund</w:t>
+              <w:t xml:space="preserve">Record a warehouse expense</w:t>
             </w:r>
           </w:p>
           <w:p>
@@ -4773,6 +4779,267 @@
                 <w:sz w:val="15"/>
                 <w:szCs w:val="15"/>
               </w:rPr>
+              <w:t xml:space="preserve">Flow F31 · Agent field work: outlets, itineraries and consignment maximums</w:t>
+            </w:r>
+          </w:p>
+          <w:p>
+            <w:pPr>
+              <w:spacing w:after="20" w:before="0" w:line="264"/>
+            </w:pPr>
+            <w:r>
+              <w:rPr>
+                <w:rFonts w:ascii="Arial" w:cs="Arial" w:eastAsia="Arial" w:hAnsi="Arial"/>
+                <w:color w:val="5B6477"/>
+                <w:sz w:val="19"/>
+                <w:szCs w:val="19"/>
+              </w:rPr>
+              <w:t xml:space="preserve">1.  </w:t>
+            </w:r>
+            <w:r>
+              <w:rPr>
+                <w:rFonts w:ascii="Arial" w:cs="Arial" w:eastAsia="Arial" w:hAnsi="Arial"/>
+                <w:sz w:val="19"/>
+                <w:szCs w:val="19"/>
+              </w:rPr>
+              <w:t xml:space="preserve">Expenses → choose a warehouse account, type the amount and payee, choose cash on hand, bank account or owner advance → Save.</w:t>
+            </w:r>
+          </w:p>
+          <w:p>
+            <w:pPr>
+              <w:spacing w:after="0" w:before="60" w:line="264"/>
+            </w:pPr>
+            <w:r>
+              <w:rPr>
+                <w:rFonts w:ascii="Arial" w:cs="Arial" w:eastAsia="Arial" w:hAnsi="Arial"/>
+                <w:b/>
+                <w:bCs/>
+                <w:color w:val="0B1F3A"/>
+                <w:sz w:val="19"/>
+                <w:szCs w:val="19"/>
+              </w:rPr>
+              <w:t xml:space="preserve">You should see: </w:t>
+            </w:r>
+            <w:r>
+              <w:rPr>
+                <w:rFonts w:ascii="Arial" w:cs="Arial" w:eastAsia="Arial" w:hAnsi="Arial"/>
+                <w:sz w:val="19"/>
+                <w:szCs w:val="19"/>
+              </w:rPr>
+              <w:t xml:space="preserve">The expense gets a number. The Cash fund choice is allowed when Admin has set up the warehouse fund. Office / main accounts are not offered.</w:t>
+            </w:r>
+          </w:p>
+        </w:tc>
+        <w:tc>
+          <w:tcPr>
+            <w:tcW w:type="dxa" w:w="620"/>
+            <w:tcBorders>
+              <w:top w:val="single" w:color="C9D0DC" w:sz="4"/>
+              <w:left w:val="single" w:color="C9D0DC" w:sz="4"/>
+              <w:bottom w:val="single" w:color="C9D0DC" w:sz="4"/>
+              <w:right w:val="single" w:color="C9D0DC" w:sz="4"/>
+            </w:tcBorders>
+            <w:tcMar>
+              <w:top w:type="dxa" w:w="70"/>
+              <w:left w:type="dxa" w:w="100"/>
+              <w:bottom w:type="dxa" w:w="70"/>
+              <w:right w:type="dxa" w:w="100"/>
+            </w:tcMar>
+            <w:vAlign w:val="center"/>
+          </w:tcPr>
+          <w:p>
+            <w:pPr>
+              <w:spacing w:after="0" w:before="0" w:line="264"/>
+              <w:jc w:val="center"/>
+            </w:pPr>
+            <w:r>
+              <w:rPr>
+                <w:rFonts w:ascii="Arial" w:cs="Arial" w:eastAsia="Arial" w:hAnsi="Arial"/>
+                <w:sz w:val="30"/>
+                <w:szCs w:val="30"/>
+              </w:rPr>
+              <w:t xml:space="preserve">☐</w:t>
+            </w:r>
+          </w:p>
+        </w:tc>
+        <w:tc>
+          <w:tcPr>
+            <w:tcW w:type="dxa" w:w="620"/>
+            <w:tcBorders>
+              <w:top w:val="single" w:color="C9D0DC" w:sz="4"/>
+              <w:left w:val="single" w:color="C9D0DC" w:sz="4"/>
+              <w:bottom w:val="single" w:color="C9D0DC" w:sz="4"/>
+              <w:right w:val="single" w:color="C9D0DC" w:sz="4"/>
+            </w:tcBorders>
+            <w:tcMar>
+              <w:top w:type="dxa" w:w="70"/>
+              <w:left w:type="dxa" w:w="100"/>
+              <w:bottom w:type="dxa" w:w="70"/>
+              <w:right w:type="dxa" w:w="100"/>
+            </w:tcMar>
+            <w:vAlign w:val="center"/>
+          </w:tcPr>
+          <w:p>
+            <w:pPr>
+              <w:spacing w:after="0" w:before="0" w:line="264"/>
+              <w:jc w:val="center"/>
+            </w:pPr>
+            <w:r>
+              <w:rPr>
+                <w:rFonts w:ascii="Arial" w:cs="Arial" w:eastAsia="Arial" w:hAnsi="Arial"/>
+                <w:sz w:val="30"/>
+                <w:szCs w:val="30"/>
+              </w:rPr>
+              <w:t xml:space="preserve">☐</w:t>
+            </w:r>
+          </w:p>
+        </w:tc>
+        <w:tc>
+          <w:tcPr>
+            <w:tcW w:type="dxa" w:w="620"/>
+            <w:tcBorders>
+              <w:top w:val="single" w:color="C9D0DC" w:sz="4"/>
+              <w:left w:val="single" w:color="C9D0DC" w:sz="4"/>
+              <w:bottom w:val="single" w:color="C9D0DC" w:sz="4"/>
+              <w:right w:val="single" w:color="C9D0DC" w:sz="4"/>
+            </w:tcBorders>
+            <w:tcMar>
+              <w:top w:type="dxa" w:w="70"/>
+              <w:left w:type="dxa" w:w="100"/>
+              <w:bottom w:type="dxa" w:w="70"/>
+              <w:right w:type="dxa" w:w="100"/>
+            </w:tcMar>
+            <w:vAlign w:val="center"/>
+          </w:tcPr>
+          <w:p>
+            <w:pPr>
+              <w:spacing w:after="0" w:before="0" w:line="264"/>
+              <w:jc w:val="center"/>
+            </w:pPr>
+            <w:r>
+              <w:rPr>
+                <w:rFonts w:ascii="Arial" w:cs="Arial" w:eastAsia="Arial" w:hAnsi="Arial"/>
+                <w:sz w:val="30"/>
+                <w:szCs w:val="30"/>
+              </w:rPr>
+              <w:t xml:space="preserve">☐</w:t>
+            </w:r>
+          </w:p>
+        </w:tc>
+        <w:tc>
+          <w:tcPr>
+            <w:tcW w:type="dxa" w:w="2040"/>
+            <w:tcBorders>
+              <w:top w:val="single" w:color="C9D0DC" w:sz="4"/>
+              <w:left w:val="single" w:color="C9D0DC" w:sz="4"/>
+              <w:bottom w:val="single" w:color="C9D0DC" w:sz="4"/>
+              <w:right w:val="single" w:color="C9D0DC" w:sz="4"/>
+            </w:tcBorders>
+            <w:tcMar>
+              <w:top w:type="dxa" w:w="70"/>
+              <w:left w:type="dxa" w:w="100"/>
+              <w:bottom w:type="dxa" w:w="70"/>
+              <w:right w:type="dxa" w:w="100"/>
+            </w:tcMar>
+            <w:vAlign w:val="top"/>
+          </w:tcPr>
+          <w:p>
+            <w:pPr>
+              <w:spacing w:after="0" w:before="0" w:line="264"/>
+            </w:pPr>
+            <w:r>
+              <w:rPr>
+                <w:rFonts w:ascii="Arial" w:cs="Arial" w:eastAsia="Arial" w:hAnsi="Arial"/>
+                <w:sz w:val="19"/>
+                <w:szCs w:val="19"/>
+              </w:rPr>
+              <w:t xml:space="preserve"> </w:t>
+            </w:r>
+          </w:p>
+        </w:tc>
+      </w:tr>
+      <w:tr>
+        <w:trPr>
+          <w:cantSplit/>
+        </w:trPr>
+        <w:tc>
+          <w:tcPr>
+            <w:tcW w:type="dxa" w:w="860"/>
+            <w:tcBorders>
+              <w:top w:val="single" w:color="C9D0DC" w:sz="4"/>
+              <w:left w:val="single" w:color="C9D0DC" w:sz="4"/>
+              <w:bottom w:val="single" w:color="C9D0DC" w:sz="4"/>
+              <w:right w:val="single" w:color="C9D0DC" w:sz="4"/>
+            </w:tcBorders>
+            <w:tcMar>
+              <w:top w:type="dxa" w:w="70"/>
+              <w:left w:type="dxa" w:w="100"/>
+              <w:bottom w:type="dxa" w:w="70"/>
+              <w:right w:type="dxa" w:w="100"/>
+            </w:tcMar>
+            <w:vAlign w:val="top"/>
+          </w:tcPr>
+          <w:p>
+            <w:pPr>
+              <w:spacing w:after="0" w:before="0" w:line="264"/>
+            </w:pPr>
+            <w:r>
+              <w:rPr>
+                <w:rFonts w:ascii="Arial" w:cs="Arial" w:eastAsia="Arial" w:hAnsi="Arial"/>
+                <w:b/>
+                <w:bCs/>
+                <w:color w:val="5B6477"/>
+                <w:sz w:val="16"/>
+                <w:szCs w:val="16"/>
+              </w:rPr>
+              <w:t xml:space="preserve">WA-CF</w:t>
+            </w:r>
+          </w:p>
+        </w:tc>
+        <w:tc>
+          <w:tcPr>
+            <w:tcW w:type="dxa" w:w="5480"/>
+            <w:tcBorders>
+              <w:top w:val="single" w:color="C9D0DC" w:sz="4"/>
+              <w:left w:val="single" w:color="C9D0DC" w:sz="4"/>
+              <w:bottom w:val="single" w:color="C9D0DC" w:sz="4"/>
+              <w:right w:val="single" w:color="C9D0DC" w:sz="4"/>
+            </w:tcBorders>
+            <w:tcMar>
+              <w:top w:type="dxa" w:w="70"/>
+              <w:left w:type="dxa" w:w="100"/>
+              <w:bottom w:type="dxa" w:w="70"/>
+              <w:right w:type="dxa" w:w="100"/>
+            </w:tcMar>
+            <w:vAlign w:val="top"/>
+          </w:tcPr>
+          <w:p>
+            <w:pPr>
+              <w:spacing w:after="40" w:before="0" w:line="264"/>
+            </w:pPr>
+            <w:r>
+              <w:rPr>
+                <w:rFonts w:ascii="Arial" w:cs="Arial" w:eastAsia="Arial" w:hAnsi="Arial"/>
+                <w:b/>
+                <w:bCs/>
+                <w:sz w:val="20"/>
+                <w:szCs w:val="20"/>
+              </w:rPr>
+              <w:t xml:space="preserve">Pay a warehouse expense from the cash fund</w:t>
+            </w:r>
+          </w:p>
+          <w:p>
+            <w:pPr>
+              <w:spacing w:after="40" w:before="0" w:line="264"/>
+            </w:pPr>
+            <w:r>
+              <w:rPr>
+                <w:rFonts w:ascii="Arial" w:cs="Arial" w:eastAsia="Arial" w:hAnsi="Arial"/>
+                <w:i/>
+                <w:iCs/>
+                <w:color w:val="5B6477"/>
+                <w:sz w:val="15"/>
+                <w:szCs w:val="15"/>
+              </w:rPr>
               <w:t xml:space="preserve">Flow F38 · Warehouse cash fund and restock override</w:t>
             </w:r>
           </w:p>
@@ -4864,6 +5131,311 @@
                 <w:szCs w:val="19"/>
               </w:rPr>
               <w:t xml:space="preserve">The expense is saved and the cash fund balance goes down by that amount. You cannot set up or replenish the fund.</w:t>
+            </w:r>
+          </w:p>
+        </w:tc>
+        <w:tc>
+          <w:tcPr>
+            <w:tcW w:type="dxa" w:w="620"/>
+            <w:tcBorders>
+              <w:top w:val="single" w:color="C9D0DC" w:sz="4"/>
+              <w:left w:val="single" w:color="C9D0DC" w:sz="4"/>
+              <w:bottom w:val="single" w:color="C9D0DC" w:sz="4"/>
+              <w:right w:val="single" w:color="C9D0DC" w:sz="4"/>
+            </w:tcBorders>
+            <w:tcMar>
+              <w:top w:type="dxa" w:w="70"/>
+              <w:left w:type="dxa" w:w="100"/>
+              <w:bottom w:type="dxa" w:w="70"/>
+              <w:right w:type="dxa" w:w="100"/>
+            </w:tcMar>
+            <w:vAlign w:val="center"/>
+          </w:tcPr>
+          <w:p>
+            <w:pPr>
+              <w:spacing w:after="0" w:before="0" w:line="264"/>
+              <w:jc w:val="center"/>
+            </w:pPr>
+            <w:r>
+              <w:rPr>
+                <w:rFonts w:ascii="Arial" w:cs="Arial" w:eastAsia="Arial" w:hAnsi="Arial"/>
+                <w:sz w:val="30"/>
+                <w:szCs w:val="30"/>
+              </w:rPr>
+              <w:t xml:space="preserve">☐</w:t>
+            </w:r>
+          </w:p>
+        </w:tc>
+        <w:tc>
+          <w:tcPr>
+            <w:tcW w:type="dxa" w:w="620"/>
+            <w:tcBorders>
+              <w:top w:val="single" w:color="C9D0DC" w:sz="4"/>
+              <w:left w:val="single" w:color="C9D0DC" w:sz="4"/>
+              <w:bottom w:val="single" w:color="C9D0DC" w:sz="4"/>
+              <w:right w:val="single" w:color="C9D0DC" w:sz="4"/>
+            </w:tcBorders>
+            <w:tcMar>
+              <w:top w:type="dxa" w:w="70"/>
+              <w:left w:type="dxa" w:w="100"/>
+              <w:bottom w:type="dxa" w:w="70"/>
+              <w:right w:type="dxa" w:w="100"/>
+            </w:tcMar>
+            <w:vAlign w:val="center"/>
+          </w:tcPr>
+          <w:p>
+            <w:pPr>
+              <w:spacing w:after="0" w:before="0" w:line="264"/>
+              <w:jc w:val="center"/>
+            </w:pPr>
+            <w:r>
+              <w:rPr>
+                <w:rFonts w:ascii="Arial" w:cs="Arial" w:eastAsia="Arial" w:hAnsi="Arial"/>
+                <w:sz w:val="30"/>
+                <w:szCs w:val="30"/>
+              </w:rPr>
+              <w:t xml:space="preserve">☐</w:t>
+            </w:r>
+          </w:p>
+        </w:tc>
+        <w:tc>
+          <w:tcPr>
+            <w:tcW w:type="dxa" w:w="620"/>
+            <w:tcBorders>
+              <w:top w:val="single" w:color="C9D0DC" w:sz="4"/>
+              <w:left w:val="single" w:color="C9D0DC" w:sz="4"/>
+              <w:bottom w:val="single" w:color="C9D0DC" w:sz="4"/>
+              <w:right w:val="single" w:color="C9D0DC" w:sz="4"/>
+            </w:tcBorders>
+            <w:tcMar>
+              <w:top w:type="dxa" w:w="70"/>
+              <w:left w:type="dxa" w:w="100"/>
+              <w:bottom w:type="dxa" w:w="70"/>
+              <w:right w:type="dxa" w:w="100"/>
+            </w:tcMar>
+            <w:vAlign w:val="center"/>
+          </w:tcPr>
+          <w:p>
+            <w:pPr>
+              <w:spacing w:after="0" w:before="0" w:line="264"/>
+              <w:jc w:val="center"/>
+            </w:pPr>
+            <w:r>
+              <w:rPr>
+                <w:rFonts w:ascii="Arial" w:cs="Arial" w:eastAsia="Arial" w:hAnsi="Arial"/>
+                <w:sz w:val="30"/>
+                <w:szCs w:val="30"/>
+              </w:rPr>
+              <w:t xml:space="preserve">☐</w:t>
+            </w:r>
+          </w:p>
+        </w:tc>
+        <w:tc>
+          <w:tcPr>
+            <w:tcW w:type="dxa" w:w="2040"/>
+            <w:tcBorders>
+              <w:top w:val="single" w:color="C9D0DC" w:sz="4"/>
+              <w:left w:val="single" w:color="C9D0DC" w:sz="4"/>
+              <w:bottom w:val="single" w:color="C9D0DC" w:sz="4"/>
+              <w:right w:val="single" w:color="C9D0DC" w:sz="4"/>
+            </w:tcBorders>
+            <w:tcMar>
+              <w:top w:type="dxa" w:w="70"/>
+              <w:left w:type="dxa" w:w="100"/>
+              <w:bottom w:type="dxa" w:w="70"/>
+              <w:right w:type="dxa" w:w="100"/>
+            </w:tcMar>
+            <w:vAlign w:val="top"/>
+          </w:tcPr>
+          <w:p>
+            <w:pPr>
+              <w:spacing w:after="0" w:before="0" w:line="264"/>
+            </w:pPr>
+            <w:r>
+              <w:rPr>
+                <w:rFonts w:ascii="Arial" w:cs="Arial" w:eastAsia="Arial" w:hAnsi="Arial"/>
+                <w:sz w:val="19"/>
+                <w:szCs w:val="19"/>
+              </w:rPr>
+              <w:t xml:space="preserve"> </w:t>
+            </w:r>
+          </w:p>
+        </w:tc>
+      </w:tr>
+      <w:tr>
+        <w:trPr>
+          <w:cantSplit/>
+        </w:trPr>
+        <w:tc>
+          <w:tcPr>
+            <w:tcW w:type="dxa" w:w="860"/>
+            <w:tcBorders>
+              <w:top w:val="single" w:color="C9D0DC" w:sz="4"/>
+              <w:left w:val="single" w:color="C9D0DC" w:sz="4"/>
+              <w:bottom w:val="single" w:color="C9D0DC" w:sz="4"/>
+              <w:right w:val="single" w:color="C9D0DC" w:sz="4"/>
+            </w:tcBorders>
+            <w:tcMar>
+              <w:top w:type="dxa" w:w="70"/>
+              <w:left w:type="dxa" w:w="100"/>
+              <w:bottom w:type="dxa" w:w="70"/>
+              <w:right w:type="dxa" w:w="100"/>
+            </w:tcMar>
+            <w:vAlign w:val="top"/>
+          </w:tcPr>
+          <w:p>
+            <w:pPr>
+              <w:spacing w:after="0" w:before="0" w:line="264"/>
+            </w:pPr>
+            <w:r>
+              <w:rPr>
+                <w:rFonts w:ascii="Arial" w:cs="Arial" w:eastAsia="Arial" w:hAnsi="Arial"/>
+                <w:b/>
+                <w:bCs/>
+                <w:color w:val="5B6477"/>
+                <w:sz w:val="16"/>
+                <w:szCs w:val="16"/>
+              </w:rPr>
+              <w:t xml:space="preserve">WA-FND</w:t>
+            </w:r>
+          </w:p>
+        </w:tc>
+        <w:tc>
+          <w:tcPr>
+            <w:tcW w:type="dxa" w:w="5480"/>
+            <w:tcBorders>
+              <w:top w:val="single" w:color="C9D0DC" w:sz="4"/>
+              <w:left w:val="single" w:color="C9D0DC" w:sz="4"/>
+              <w:bottom w:val="single" w:color="C9D0DC" w:sz="4"/>
+              <w:right w:val="single" w:color="C9D0DC" w:sz="4"/>
+            </w:tcBorders>
+            <w:tcMar>
+              <w:top w:type="dxa" w:w="70"/>
+              <w:left w:type="dxa" w:w="100"/>
+              <w:bottom w:type="dxa" w:w="70"/>
+              <w:right w:type="dxa" w:w="100"/>
+            </w:tcMar>
+            <w:vAlign w:val="top"/>
+          </w:tcPr>
+          <w:p>
+            <w:pPr>
+              <w:spacing w:after="40" w:before="0" w:line="264"/>
+            </w:pPr>
+            <w:r>
+              <w:rPr>
+                <w:rFonts w:ascii="Arial" w:cs="Arial" w:eastAsia="Arial" w:hAnsi="Arial"/>
+                <w:b/>
+                <w:bCs/>
+                <w:sz w:val="20"/>
+                <w:szCs w:val="20"/>
+              </w:rPr>
+              <w:t xml:space="preserve">Pay expenses from the warehouse cash funds</w:t>
+            </w:r>
+          </w:p>
+          <w:p>
+            <w:pPr>
+              <w:spacing w:after="40" w:before="0" w:line="264"/>
+            </w:pPr>
+            <w:r>
+              <w:rPr>
+                <w:rFonts w:ascii="Arial" w:cs="Arial" w:eastAsia="Arial" w:hAnsi="Arial"/>
+                <w:i/>
+                <w:iCs/>
+                <w:color w:val="5B6477"/>
+                <w:sz w:val="15"/>
+                <w:szCs w:val="15"/>
+              </w:rPr>
+              <w:t xml:space="preserve">Flow F47 · Warehouse cash funds tied to franchise DRs</w:t>
+            </w:r>
+          </w:p>
+          <w:p>
+            <w:pPr>
+              <w:spacing w:after="20" w:before="0" w:line="264"/>
+            </w:pPr>
+            <w:r>
+              <w:rPr>
+                <w:rFonts w:ascii="Arial" w:cs="Arial" w:eastAsia="Arial" w:hAnsi="Arial"/>
+                <w:color w:val="5B6477"/>
+                <w:sz w:val="19"/>
+                <w:szCs w:val="19"/>
+              </w:rPr>
+              <w:t xml:space="preserve">1.  </w:t>
+            </w:r>
+            <w:r>
+              <w:rPr>
+                <w:rFonts w:ascii="Arial" w:cs="Arial" w:eastAsia="Arial" w:hAnsi="Arial"/>
+                <w:sz w:val="19"/>
+                <w:szCs w:val="19"/>
+              </w:rPr>
+              <w:t xml:space="preserve">Expenses → Paid from Cash fund → Which cash fund = Warehouse – Office → account, payee, amount → Save.</w:t>
+            </w:r>
+          </w:p>
+          <w:p>
+            <w:pPr>
+              <w:spacing w:after="20" w:before="0" w:line="264"/>
+            </w:pPr>
+            <w:r>
+              <w:rPr>
+                <w:rFonts w:ascii="Arial" w:cs="Arial" w:eastAsia="Arial" w:hAnsi="Arial"/>
+                <w:color w:val="5B6477"/>
+                <w:sz w:val="19"/>
+                <w:szCs w:val="19"/>
+              </w:rPr>
+              <w:t xml:space="preserve">2.  </w:t>
+            </w:r>
+            <w:r>
+              <w:rPr>
+                <w:rFonts w:ascii="Arial" w:cs="Arial" w:eastAsia="Arial" w:hAnsi="Arial"/>
+                <w:sz w:val="19"/>
+                <w:szCs w:val="19"/>
+              </w:rPr>
+              <w:t xml:space="preserve">Again with Warehouse – Franchise: pick the Franchise DR this is for → Save.</w:t>
+            </w:r>
+          </w:p>
+          <w:p>
+            <w:pPr>
+              <w:spacing w:after="20" w:before="0" w:line="264"/>
+            </w:pPr>
+            <w:r>
+              <w:rPr>
+                <w:rFonts w:ascii="Arial" w:cs="Arial" w:eastAsia="Arial" w:hAnsi="Arial"/>
+                <w:color w:val="5B6477"/>
+                <w:sz w:val="19"/>
+                <w:szCs w:val="19"/>
+              </w:rPr>
+              <w:t xml:space="preserve">3.  </w:t>
+            </w:r>
+            <w:r>
+              <w:rPr>
+                <w:rFonts w:ascii="Arial" w:cs="Arial" w:eastAsia="Arial" w:hAnsi="Arial"/>
+                <w:sz w:val="19"/>
+                <w:szCs w:val="19"/>
+              </w:rPr>
+              <w:t xml:space="preserve">Open Cash Fund → Warehouse – Franchise → read the movements.</w:t>
+            </w:r>
+          </w:p>
+          <w:p>
+            <w:pPr>
+              <w:spacing w:after="0" w:before="60" w:line="264"/>
+            </w:pPr>
+            <w:r>
+              <w:rPr>
+                <w:rFonts w:ascii="Arial" w:cs="Arial" w:eastAsia="Arial" w:hAnsi="Arial"/>
+                <w:b/>
+                <w:bCs/>
+                <w:color w:val="0B1F3A"/>
+                <w:sz w:val="19"/>
+                <w:szCs w:val="19"/>
+              </w:rPr>
+              <w:t xml:space="preserve">You should see: </w:t>
+            </w:r>
+            <w:r>
+              <w:rPr>
+                <w:rFonts w:ascii="Arial" w:cs="Arial" w:eastAsia="Arial" w:hAnsi="Arial"/>
+                <w:sz w:val="19"/>
+                <w:szCs w:val="19"/>
+              </w:rPr>
+              <w:t xml:space="preserve">Each fund goes down by its own expenses. The Franchise movement shows the DR number. The two funds are never mixed.</w:t>
             </w:r>
           </w:p>
         </w:tc>
@@ -5067,7 +5639,7 @@
                 <w:sz w:val="17"/>
                 <w:szCs w:val="17"/>
               </w:rPr>
-              <w:t xml:space="preserve">Passed (of 16)</w:t>
+              <w:t xml:space="preserve">Passed (of 18)</w:t>
             </w:r>
           </w:p>
         </w:tc>

--- a/docs/acceptance-test/per-user/08-wh.assoc.docx
+++ b/docs/acceptance-test/per-user/08-wh.assoc.docx
@@ -117,7 +117,7 @@
           <w:sz w:val="18"/>
           <w:szCs w:val="18"/>
         </w:rPr>
-        <w:t xml:space="preserve">  ·  18 checks</w:t>
+        <w:t xml:space="preserve">  ·  22 checks</w:t>
       </w:r>
     </w:p>
     <w:tbl>
@@ -5436,6 +5436,1138 @@
                 <w:szCs w:val="19"/>
               </w:rPr>
               <w:t xml:space="preserve">Each fund goes down by its own expenses. The Franchise movement shows the DR number. The two funds are never mixed.</w:t>
+            </w:r>
+          </w:p>
+        </w:tc>
+        <w:tc>
+          <w:tcPr>
+            <w:tcW w:type="dxa" w:w="620"/>
+            <w:tcBorders>
+              <w:top w:val="single" w:color="C9D0DC" w:sz="4"/>
+              <w:left w:val="single" w:color="C9D0DC" w:sz="4"/>
+              <w:bottom w:val="single" w:color="C9D0DC" w:sz="4"/>
+              <w:right w:val="single" w:color="C9D0DC" w:sz="4"/>
+            </w:tcBorders>
+            <w:tcMar>
+              <w:top w:type="dxa" w:w="70"/>
+              <w:left w:type="dxa" w:w="100"/>
+              <w:bottom w:type="dxa" w:w="70"/>
+              <w:right w:type="dxa" w:w="100"/>
+            </w:tcMar>
+            <w:vAlign w:val="center"/>
+          </w:tcPr>
+          <w:p>
+            <w:pPr>
+              <w:spacing w:after="0" w:before="0" w:line="264"/>
+              <w:jc w:val="center"/>
+            </w:pPr>
+            <w:r>
+              <w:rPr>
+                <w:rFonts w:ascii="Arial" w:cs="Arial" w:eastAsia="Arial" w:hAnsi="Arial"/>
+                <w:sz w:val="30"/>
+                <w:szCs w:val="30"/>
+              </w:rPr>
+              <w:t xml:space="preserve">☐</w:t>
+            </w:r>
+          </w:p>
+        </w:tc>
+        <w:tc>
+          <w:tcPr>
+            <w:tcW w:type="dxa" w:w="620"/>
+            <w:tcBorders>
+              <w:top w:val="single" w:color="C9D0DC" w:sz="4"/>
+              <w:left w:val="single" w:color="C9D0DC" w:sz="4"/>
+              <w:bottom w:val="single" w:color="C9D0DC" w:sz="4"/>
+              <w:right w:val="single" w:color="C9D0DC" w:sz="4"/>
+            </w:tcBorders>
+            <w:tcMar>
+              <w:top w:type="dxa" w:w="70"/>
+              <w:left w:type="dxa" w:w="100"/>
+              <w:bottom w:type="dxa" w:w="70"/>
+              <w:right w:type="dxa" w:w="100"/>
+            </w:tcMar>
+            <w:vAlign w:val="center"/>
+          </w:tcPr>
+          <w:p>
+            <w:pPr>
+              <w:spacing w:after="0" w:before="0" w:line="264"/>
+              <w:jc w:val="center"/>
+            </w:pPr>
+            <w:r>
+              <w:rPr>
+                <w:rFonts w:ascii="Arial" w:cs="Arial" w:eastAsia="Arial" w:hAnsi="Arial"/>
+                <w:sz w:val="30"/>
+                <w:szCs w:val="30"/>
+              </w:rPr>
+              <w:t xml:space="preserve">☐</w:t>
+            </w:r>
+          </w:p>
+        </w:tc>
+        <w:tc>
+          <w:tcPr>
+            <w:tcW w:type="dxa" w:w="620"/>
+            <w:tcBorders>
+              <w:top w:val="single" w:color="C9D0DC" w:sz="4"/>
+              <w:left w:val="single" w:color="C9D0DC" w:sz="4"/>
+              <w:bottom w:val="single" w:color="C9D0DC" w:sz="4"/>
+              <w:right w:val="single" w:color="C9D0DC" w:sz="4"/>
+            </w:tcBorders>
+            <w:tcMar>
+              <w:top w:type="dxa" w:w="70"/>
+              <w:left w:type="dxa" w:w="100"/>
+              <w:bottom w:type="dxa" w:w="70"/>
+              <w:right w:type="dxa" w:w="100"/>
+            </w:tcMar>
+            <w:vAlign w:val="center"/>
+          </w:tcPr>
+          <w:p>
+            <w:pPr>
+              <w:spacing w:after="0" w:before="0" w:line="264"/>
+              <w:jc w:val="center"/>
+            </w:pPr>
+            <w:r>
+              <w:rPr>
+                <w:rFonts w:ascii="Arial" w:cs="Arial" w:eastAsia="Arial" w:hAnsi="Arial"/>
+                <w:sz w:val="30"/>
+                <w:szCs w:val="30"/>
+              </w:rPr>
+              <w:t xml:space="preserve">☐</w:t>
+            </w:r>
+          </w:p>
+        </w:tc>
+        <w:tc>
+          <w:tcPr>
+            <w:tcW w:type="dxa" w:w="2040"/>
+            <w:tcBorders>
+              <w:top w:val="single" w:color="C9D0DC" w:sz="4"/>
+              <w:left w:val="single" w:color="C9D0DC" w:sz="4"/>
+              <w:bottom w:val="single" w:color="C9D0DC" w:sz="4"/>
+              <w:right w:val="single" w:color="C9D0DC" w:sz="4"/>
+            </w:tcBorders>
+            <w:tcMar>
+              <w:top w:type="dxa" w:w="70"/>
+              <w:left w:type="dxa" w:w="100"/>
+              <w:bottom w:type="dxa" w:w="70"/>
+              <w:right w:type="dxa" w:w="100"/>
+            </w:tcMar>
+            <w:vAlign w:val="top"/>
+          </w:tcPr>
+          <w:p>
+            <w:pPr>
+              <w:spacing w:after="0" w:before="0" w:line="264"/>
+            </w:pPr>
+            <w:r>
+              <w:rPr>
+                <w:rFonts w:ascii="Arial" w:cs="Arial" w:eastAsia="Arial" w:hAnsi="Arial"/>
+                <w:sz w:val="19"/>
+                <w:szCs w:val="19"/>
+              </w:rPr>
+              <w:t xml:space="preserve"> </w:t>
+            </w:r>
+          </w:p>
+        </w:tc>
+      </w:tr>
+      <w:tr>
+        <w:trPr>
+          <w:cantSplit/>
+        </w:trPr>
+        <w:tc>
+          <w:tcPr>
+            <w:tcW w:type="dxa" w:w="860"/>
+            <w:tcBorders>
+              <w:top w:val="single" w:color="C9D0DC" w:sz="4"/>
+              <w:left w:val="single" w:color="C9D0DC" w:sz="4"/>
+              <w:bottom w:val="single" w:color="C9D0DC" w:sz="4"/>
+              <w:right w:val="single" w:color="C9D0DC" w:sz="4"/>
+            </w:tcBorders>
+            <w:tcMar>
+              <w:top w:type="dxa" w:w="70"/>
+              <w:left w:type="dxa" w:w="100"/>
+              <w:bottom w:type="dxa" w:w="70"/>
+              <w:right w:type="dxa" w:w="100"/>
+            </w:tcMar>
+            <w:vAlign w:val="top"/>
+          </w:tcPr>
+          <w:p>
+            <w:pPr>
+              <w:spacing w:after="0" w:before="0" w:line="264"/>
+            </w:pPr>
+            <w:r>
+              <w:rPr>
+                <w:rFonts w:ascii="Arial" w:cs="Arial" w:eastAsia="Arial" w:hAnsi="Arial"/>
+                <w:b/>
+                <w:bCs/>
+                <w:color w:val="5B6477"/>
+                <w:sz w:val="16"/>
+                <w:szCs w:val="16"/>
+              </w:rPr>
+              <w:t xml:space="preserve">WA-ADV</w:t>
+            </w:r>
+          </w:p>
+        </w:tc>
+        <w:tc>
+          <w:tcPr>
+            <w:tcW w:type="dxa" w:w="5480"/>
+            <w:tcBorders>
+              <w:top w:val="single" w:color="C9D0DC" w:sz="4"/>
+              <w:left w:val="single" w:color="C9D0DC" w:sz="4"/>
+              <w:bottom w:val="single" w:color="C9D0DC" w:sz="4"/>
+              <w:right w:val="single" w:color="C9D0DC" w:sz="4"/>
+            </w:tcBorders>
+            <w:tcMar>
+              <w:top w:type="dxa" w:w="70"/>
+              <w:left w:type="dxa" w:w="100"/>
+              <w:bottom w:type="dxa" w:w="70"/>
+              <w:right w:type="dxa" w:w="100"/>
+            </w:tcMar>
+            <w:vAlign w:val="top"/>
+          </w:tcPr>
+          <w:p>
+            <w:pPr>
+              <w:spacing w:after="40" w:before="0" w:line="264"/>
+            </w:pPr>
+            <w:r>
+              <w:rPr>
+                <w:rFonts w:ascii="Arial" w:cs="Arial" w:eastAsia="Arial" w:hAnsi="Arial"/>
+                <w:b/>
+                <w:bCs/>
+                <w:sz w:val="20"/>
+                <w:szCs w:val="20"/>
+              </w:rPr>
+              <w:t xml:space="preserve">Additional cash, pull-out and the cash fund report</w:t>
+            </w:r>
+          </w:p>
+          <w:p>
+            <w:pPr>
+              <w:spacing w:after="40" w:before="0" w:line="264"/>
+            </w:pPr>
+            <w:r>
+              <w:rPr>
+                <w:rFonts w:ascii="Arial" w:cs="Arial" w:eastAsia="Arial" w:hAnsi="Arial"/>
+                <w:i/>
+                <w:iCs/>
+                <w:color w:val="5B6477"/>
+                <w:sz w:val="15"/>
+                <w:szCs w:val="15"/>
+              </w:rPr>
+              <w:t xml:space="preserve">Flow F47 · Warehouse cash funds tied to franchise DRs</w:t>
+            </w:r>
+          </w:p>
+          <w:p>
+            <w:pPr>
+              <w:spacing w:after="20" w:before="0" w:line="264"/>
+            </w:pPr>
+            <w:r>
+              <w:rPr>
+                <w:rFonts w:ascii="Arial" w:cs="Arial" w:eastAsia="Arial" w:hAnsi="Arial"/>
+                <w:color w:val="5B6477"/>
+                <w:sz w:val="19"/>
+                <w:szCs w:val="19"/>
+              </w:rPr>
+              <w:t xml:space="preserve">1.  </w:t>
+            </w:r>
+            <w:r>
+              <w:rPr>
+                <w:rFonts w:ascii="Arial" w:cs="Arial" w:eastAsia="Arial" w:hAnsi="Arial"/>
+                <w:sz w:val="19"/>
+                <w:szCs w:val="19"/>
+              </w:rPr>
+              <w:t xml:space="preserve">Cash Fund → Warehouse – Office → Additional cash fund → Advances from AMV → amount and reference → Add cash to the fund.</w:t>
+            </w:r>
+          </w:p>
+          <w:p>
+            <w:pPr>
+              <w:spacing w:after="20" w:before="0" w:line="264"/>
+            </w:pPr>
+            <w:r>
+              <w:rPr>
+                <w:rFonts w:ascii="Arial" w:cs="Arial" w:eastAsia="Arial" w:hAnsi="Arial"/>
+                <w:color w:val="5B6477"/>
+                <w:sz w:val="19"/>
+                <w:szCs w:val="19"/>
+              </w:rPr>
+              <w:t xml:space="preserve">2.  </w:t>
+            </w:r>
+            <w:r>
+              <w:rPr>
+                <w:rFonts w:ascii="Arial" w:cs="Arial" w:eastAsia="Arial" w:hAnsi="Arial"/>
+                <w:sz w:val="19"/>
+                <w:szCs w:val="19"/>
+              </w:rPr>
+              <w:t xml:space="preserve">Pull-out (to be returned) → Advances to AMV → who borrowed → amount; later press Paid back.</w:t>
+            </w:r>
+          </w:p>
+          <w:p>
+            <w:pPr>
+              <w:spacing w:after="20" w:before="0" w:line="264"/>
+            </w:pPr>
+            <w:r>
+              <w:rPr>
+                <w:rFonts w:ascii="Arial" w:cs="Arial" w:eastAsia="Arial" w:hAnsi="Arial"/>
+                <w:color w:val="5B6477"/>
+                <w:sz w:val="19"/>
+                <w:szCs w:val="19"/>
+              </w:rPr>
+              <w:t xml:space="preserve">3.  </w:t>
+            </w:r>
+            <w:r>
+              <w:rPr>
+                <w:rFonts w:ascii="Arial" w:cs="Arial" w:eastAsia="Arial" w:hAnsi="Arial"/>
+                <w:sz w:val="19"/>
+                <w:szCs w:val="19"/>
+              </w:rPr>
+              <w:t xml:space="preserve">Cash fund report → dates → Excel and PDF.</w:t>
+            </w:r>
+          </w:p>
+          <w:p>
+            <w:pPr>
+              <w:spacing w:after="0" w:before="60" w:line="264"/>
+            </w:pPr>
+            <w:r>
+              <w:rPr>
+                <w:rFonts w:ascii="Arial" w:cs="Arial" w:eastAsia="Arial" w:hAnsi="Arial"/>
+                <w:b/>
+                <w:bCs/>
+                <w:color w:val="0B1F3A"/>
+                <w:sz w:val="19"/>
+                <w:szCs w:val="19"/>
+              </w:rPr>
+              <w:t xml:space="preserve">You should see: </w:t>
+            </w:r>
+            <w:r>
+              <w:rPr>
+                <w:rFonts w:ascii="Arial" w:cs="Arial" w:eastAsia="Arial" w:hAnsi="Arial"/>
+                <w:sz w:val="19"/>
+                <w:szCs w:val="19"/>
+              </w:rPr>
+              <w:t xml:space="preserve">The fund balance follows each movement and shows on your Dashboard. The pull-out is listed until it is paid back. The report has one voucher per day, two lines per movement, and equal debit and credit totals.</w:t>
+            </w:r>
+          </w:p>
+        </w:tc>
+        <w:tc>
+          <w:tcPr>
+            <w:tcW w:type="dxa" w:w="620"/>
+            <w:tcBorders>
+              <w:top w:val="single" w:color="C9D0DC" w:sz="4"/>
+              <w:left w:val="single" w:color="C9D0DC" w:sz="4"/>
+              <w:bottom w:val="single" w:color="C9D0DC" w:sz="4"/>
+              <w:right w:val="single" w:color="C9D0DC" w:sz="4"/>
+            </w:tcBorders>
+            <w:tcMar>
+              <w:top w:type="dxa" w:w="70"/>
+              <w:left w:type="dxa" w:w="100"/>
+              <w:bottom w:type="dxa" w:w="70"/>
+              <w:right w:type="dxa" w:w="100"/>
+            </w:tcMar>
+            <w:vAlign w:val="center"/>
+          </w:tcPr>
+          <w:p>
+            <w:pPr>
+              <w:spacing w:after="0" w:before="0" w:line="264"/>
+              <w:jc w:val="center"/>
+            </w:pPr>
+            <w:r>
+              <w:rPr>
+                <w:rFonts w:ascii="Arial" w:cs="Arial" w:eastAsia="Arial" w:hAnsi="Arial"/>
+                <w:sz w:val="30"/>
+                <w:szCs w:val="30"/>
+              </w:rPr>
+              <w:t xml:space="preserve">☐</w:t>
+            </w:r>
+          </w:p>
+        </w:tc>
+        <w:tc>
+          <w:tcPr>
+            <w:tcW w:type="dxa" w:w="620"/>
+            <w:tcBorders>
+              <w:top w:val="single" w:color="C9D0DC" w:sz="4"/>
+              <w:left w:val="single" w:color="C9D0DC" w:sz="4"/>
+              <w:bottom w:val="single" w:color="C9D0DC" w:sz="4"/>
+              <w:right w:val="single" w:color="C9D0DC" w:sz="4"/>
+            </w:tcBorders>
+            <w:tcMar>
+              <w:top w:type="dxa" w:w="70"/>
+              <w:left w:type="dxa" w:w="100"/>
+              <w:bottom w:type="dxa" w:w="70"/>
+              <w:right w:type="dxa" w:w="100"/>
+            </w:tcMar>
+            <w:vAlign w:val="center"/>
+          </w:tcPr>
+          <w:p>
+            <w:pPr>
+              <w:spacing w:after="0" w:before="0" w:line="264"/>
+              <w:jc w:val="center"/>
+            </w:pPr>
+            <w:r>
+              <w:rPr>
+                <w:rFonts w:ascii="Arial" w:cs="Arial" w:eastAsia="Arial" w:hAnsi="Arial"/>
+                <w:sz w:val="30"/>
+                <w:szCs w:val="30"/>
+              </w:rPr>
+              <w:t xml:space="preserve">☐</w:t>
+            </w:r>
+          </w:p>
+        </w:tc>
+        <w:tc>
+          <w:tcPr>
+            <w:tcW w:type="dxa" w:w="620"/>
+            <w:tcBorders>
+              <w:top w:val="single" w:color="C9D0DC" w:sz="4"/>
+              <w:left w:val="single" w:color="C9D0DC" w:sz="4"/>
+              <w:bottom w:val="single" w:color="C9D0DC" w:sz="4"/>
+              <w:right w:val="single" w:color="C9D0DC" w:sz="4"/>
+            </w:tcBorders>
+            <w:tcMar>
+              <w:top w:type="dxa" w:w="70"/>
+              <w:left w:type="dxa" w:w="100"/>
+              <w:bottom w:type="dxa" w:w="70"/>
+              <w:right w:type="dxa" w:w="100"/>
+            </w:tcMar>
+            <w:vAlign w:val="center"/>
+          </w:tcPr>
+          <w:p>
+            <w:pPr>
+              <w:spacing w:after="0" w:before="0" w:line="264"/>
+              <w:jc w:val="center"/>
+            </w:pPr>
+            <w:r>
+              <w:rPr>
+                <w:rFonts w:ascii="Arial" w:cs="Arial" w:eastAsia="Arial" w:hAnsi="Arial"/>
+                <w:sz w:val="30"/>
+                <w:szCs w:val="30"/>
+              </w:rPr>
+              <w:t xml:space="preserve">☐</w:t>
+            </w:r>
+          </w:p>
+        </w:tc>
+        <w:tc>
+          <w:tcPr>
+            <w:tcW w:type="dxa" w:w="2040"/>
+            <w:tcBorders>
+              <w:top w:val="single" w:color="C9D0DC" w:sz="4"/>
+              <w:left w:val="single" w:color="C9D0DC" w:sz="4"/>
+              <w:bottom w:val="single" w:color="C9D0DC" w:sz="4"/>
+              <w:right w:val="single" w:color="C9D0DC" w:sz="4"/>
+            </w:tcBorders>
+            <w:tcMar>
+              <w:top w:type="dxa" w:w="70"/>
+              <w:left w:type="dxa" w:w="100"/>
+              <w:bottom w:type="dxa" w:w="70"/>
+              <w:right w:type="dxa" w:w="100"/>
+            </w:tcMar>
+            <w:vAlign w:val="top"/>
+          </w:tcPr>
+          <w:p>
+            <w:pPr>
+              <w:spacing w:after="0" w:before="0" w:line="264"/>
+            </w:pPr>
+            <w:r>
+              <w:rPr>
+                <w:rFonts w:ascii="Arial" w:cs="Arial" w:eastAsia="Arial" w:hAnsi="Arial"/>
+                <w:sz w:val="19"/>
+                <w:szCs w:val="19"/>
+              </w:rPr>
+              <w:t xml:space="preserve"> </w:t>
+            </w:r>
+          </w:p>
+        </w:tc>
+      </w:tr>
+      <w:tr>
+        <w:trPr>
+          <w:cantSplit/>
+        </w:trPr>
+        <w:tc>
+          <w:tcPr>
+            <w:tcW w:type="dxa" w:w="860"/>
+            <w:tcBorders>
+              <w:top w:val="single" w:color="C9D0DC" w:sz="4"/>
+              <w:left w:val="single" w:color="C9D0DC" w:sz="4"/>
+              <w:bottom w:val="single" w:color="C9D0DC" w:sz="4"/>
+              <w:right w:val="single" w:color="C9D0DC" w:sz="4"/>
+            </w:tcBorders>
+            <w:tcMar>
+              <w:top w:type="dxa" w:w="70"/>
+              <w:left w:type="dxa" w:w="100"/>
+              <w:bottom w:type="dxa" w:w="70"/>
+              <w:right w:type="dxa" w:w="100"/>
+            </w:tcMar>
+            <w:vAlign w:val="top"/>
+          </w:tcPr>
+          <w:p>
+            <w:pPr>
+              <w:spacing w:after="0" w:before="0" w:line="264"/>
+            </w:pPr>
+            <w:r>
+              <w:rPr>
+                <w:rFonts w:ascii="Arial" w:cs="Arial" w:eastAsia="Arial" w:hAnsi="Arial"/>
+                <w:b/>
+                <w:bCs/>
+                <w:color w:val="5B6477"/>
+                <w:sz w:val="16"/>
+                <w:szCs w:val="16"/>
+              </w:rPr>
+              <w:t xml:space="preserve">WA-LOG</w:t>
+            </w:r>
+          </w:p>
+        </w:tc>
+        <w:tc>
+          <w:tcPr>
+            <w:tcW w:type="dxa" w:w="5480"/>
+            <w:tcBorders>
+              <w:top w:val="single" w:color="C9D0DC" w:sz="4"/>
+              <w:left w:val="single" w:color="C9D0DC" w:sz="4"/>
+              <w:bottom w:val="single" w:color="C9D0DC" w:sz="4"/>
+              <w:right w:val="single" w:color="C9D0DC" w:sz="4"/>
+            </w:tcBorders>
+            <w:tcMar>
+              <w:top w:type="dxa" w:w="70"/>
+              <w:left w:type="dxa" w:w="100"/>
+              <w:bottom w:type="dxa" w:w="70"/>
+              <w:right w:type="dxa" w:w="100"/>
+            </w:tcMar>
+            <w:vAlign w:val="top"/>
+          </w:tcPr>
+          <w:p>
+            <w:pPr>
+              <w:spacing w:after="40" w:before="0" w:line="264"/>
+            </w:pPr>
+            <w:r>
+              <w:rPr>
+                <w:rFonts w:ascii="Arial" w:cs="Arial" w:eastAsia="Arial" w:hAnsi="Arial"/>
+                <w:b/>
+                <w:bCs/>
+                <w:sz w:val="20"/>
+                <w:szCs w:val="20"/>
+              </w:rPr>
+              <w:t xml:space="preserve">Expense log names the cash fund</w:t>
+            </w:r>
+          </w:p>
+          <w:p>
+            <w:pPr>
+              <w:spacing w:after="40" w:before="0" w:line="264"/>
+            </w:pPr>
+            <w:r>
+              <w:rPr>
+                <w:rFonts w:ascii="Arial" w:cs="Arial" w:eastAsia="Arial" w:hAnsi="Arial"/>
+                <w:i/>
+                <w:iCs/>
+                <w:color w:val="5B6477"/>
+                <w:sz w:val="15"/>
+                <w:szCs w:val="15"/>
+              </w:rPr>
+              <w:t xml:space="preserve">Flow F47 · Warehouse cash funds tied to franchise DRs</w:t>
+            </w:r>
+          </w:p>
+          <w:p>
+            <w:pPr>
+              <w:spacing w:after="20" w:before="0" w:line="264"/>
+            </w:pPr>
+            <w:r>
+              <w:rPr>
+                <w:rFonts w:ascii="Arial" w:cs="Arial" w:eastAsia="Arial" w:hAnsi="Arial"/>
+                <w:color w:val="5B6477"/>
+                <w:sz w:val="19"/>
+                <w:szCs w:val="19"/>
+              </w:rPr>
+              <w:t xml:space="preserve">1.  </w:t>
+            </w:r>
+            <w:r>
+              <w:rPr>
+                <w:rFonts w:ascii="Arial" w:cs="Arial" w:eastAsia="Arial" w:hAnsi="Arial"/>
+                <w:sz w:val="19"/>
+                <w:szCs w:val="19"/>
+              </w:rPr>
+              <w:t xml:space="preserve">Expenses → look at the Paid from column of the expense you paid from a cash fund.</w:t>
+            </w:r>
+          </w:p>
+          <w:p>
+            <w:pPr>
+              <w:spacing w:after="0" w:before="60" w:line="264"/>
+            </w:pPr>
+            <w:r>
+              <w:rPr>
+                <w:rFonts w:ascii="Arial" w:cs="Arial" w:eastAsia="Arial" w:hAnsi="Arial"/>
+                <w:b/>
+                <w:bCs/>
+                <w:color w:val="0B1F3A"/>
+                <w:sz w:val="19"/>
+                <w:szCs w:val="19"/>
+              </w:rPr>
+              <w:t xml:space="preserve">You should see: </w:t>
+            </w:r>
+            <w:r>
+              <w:rPr>
+                <w:rFonts w:ascii="Arial" w:cs="Arial" w:eastAsia="Arial" w:hAnsi="Arial"/>
+                <w:sz w:val="19"/>
+                <w:szCs w:val="19"/>
+              </w:rPr>
+              <w:t xml:space="preserve">It shows the fund name exactly as in the Cash fund picker (e.g. Warehouse – Office), not a code like PETTY_CASH. Cash on hand rows say Cash on hand.</w:t>
+            </w:r>
+          </w:p>
+        </w:tc>
+        <w:tc>
+          <w:tcPr>
+            <w:tcW w:type="dxa" w:w="620"/>
+            <w:tcBorders>
+              <w:top w:val="single" w:color="C9D0DC" w:sz="4"/>
+              <w:left w:val="single" w:color="C9D0DC" w:sz="4"/>
+              <w:bottom w:val="single" w:color="C9D0DC" w:sz="4"/>
+              <w:right w:val="single" w:color="C9D0DC" w:sz="4"/>
+            </w:tcBorders>
+            <w:tcMar>
+              <w:top w:type="dxa" w:w="70"/>
+              <w:left w:type="dxa" w:w="100"/>
+              <w:bottom w:type="dxa" w:w="70"/>
+              <w:right w:type="dxa" w:w="100"/>
+            </w:tcMar>
+            <w:vAlign w:val="center"/>
+          </w:tcPr>
+          <w:p>
+            <w:pPr>
+              <w:spacing w:after="0" w:before="0" w:line="264"/>
+              <w:jc w:val="center"/>
+            </w:pPr>
+            <w:r>
+              <w:rPr>
+                <w:rFonts w:ascii="Arial" w:cs="Arial" w:eastAsia="Arial" w:hAnsi="Arial"/>
+                <w:sz w:val="30"/>
+                <w:szCs w:val="30"/>
+              </w:rPr>
+              <w:t xml:space="preserve">☐</w:t>
+            </w:r>
+          </w:p>
+        </w:tc>
+        <w:tc>
+          <w:tcPr>
+            <w:tcW w:type="dxa" w:w="620"/>
+            <w:tcBorders>
+              <w:top w:val="single" w:color="C9D0DC" w:sz="4"/>
+              <w:left w:val="single" w:color="C9D0DC" w:sz="4"/>
+              <w:bottom w:val="single" w:color="C9D0DC" w:sz="4"/>
+              <w:right w:val="single" w:color="C9D0DC" w:sz="4"/>
+            </w:tcBorders>
+            <w:tcMar>
+              <w:top w:type="dxa" w:w="70"/>
+              <w:left w:type="dxa" w:w="100"/>
+              <w:bottom w:type="dxa" w:w="70"/>
+              <w:right w:type="dxa" w:w="100"/>
+            </w:tcMar>
+            <w:vAlign w:val="center"/>
+          </w:tcPr>
+          <w:p>
+            <w:pPr>
+              <w:spacing w:after="0" w:before="0" w:line="264"/>
+              <w:jc w:val="center"/>
+            </w:pPr>
+            <w:r>
+              <w:rPr>
+                <w:rFonts w:ascii="Arial" w:cs="Arial" w:eastAsia="Arial" w:hAnsi="Arial"/>
+                <w:sz w:val="30"/>
+                <w:szCs w:val="30"/>
+              </w:rPr>
+              <w:t xml:space="preserve">☐</w:t>
+            </w:r>
+          </w:p>
+        </w:tc>
+        <w:tc>
+          <w:tcPr>
+            <w:tcW w:type="dxa" w:w="620"/>
+            <w:tcBorders>
+              <w:top w:val="single" w:color="C9D0DC" w:sz="4"/>
+              <w:left w:val="single" w:color="C9D0DC" w:sz="4"/>
+              <w:bottom w:val="single" w:color="C9D0DC" w:sz="4"/>
+              <w:right w:val="single" w:color="C9D0DC" w:sz="4"/>
+            </w:tcBorders>
+            <w:tcMar>
+              <w:top w:type="dxa" w:w="70"/>
+              <w:left w:type="dxa" w:w="100"/>
+              <w:bottom w:type="dxa" w:w="70"/>
+              <w:right w:type="dxa" w:w="100"/>
+            </w:tcMar>
+            <w:vAlign w:val="center"/>
+          </w:tcPr>
+          <w:p>
+            <w:pPr>
+              <w:spacing w:after="0" w:before="0" w:line="264"/>
+              <w:jc w:val="center"/>
+            </w:pPr>
+            <w:r>
+              <w:rPr>
+                <w:rFonts w:ascii="Arial" w:cs="Arial" w:eastAsia="Arial" w:hAnsi="Arial"/>
+                <w:sz w:val="30"/>
+                <w:szCs w:val="30"/>
+              </w:rPr>
+              <w:t xml:space="preserve">☐</w:t>
+            </w:r>
+          </w:p>
+        </w:tc>
+        <w:tc>
+          <w:tcPr>
+            <w:tcW w:type="dxa" w:w="2040"/>
+            <w:tcBorders>
+              <w:top w:val="single" w:color="C9D0DC" w:sz="4"/>
+              <w:left w:val="single" w:color="C9D0DC" w:sz="4"/>
+              <w:bottom w:val="single" w:color="C9D0DC" w:sz="4"/>
+              <w:right w:val="single" w:color="C9D0DC" w:sz="4"/>
+            </w:tcBorders>
+            <w:tcMar>
+              <w:top w:type="dxa" w:w="70"/>
+              <w:left w:type="dxa" w:w="100"/>
+              <w:bottom w:type="dxa" w:w="70"/>
+              <w:right w:type="dxa" w:w="100"/>
+            </w:tcMar>
+            <w:vAlign w:val="top"/>
+          </w:tcPr>
+          <w:p>
+            <w:pPr>
+              <w:spacing w:after="0" w:before="0" w:line="264"/>
+            </w:pPr>
+            <w:r>
+              <w:rPr>
+                <w:rFonts w:ascii="Arial" w:cs="Arial" w:eastAsia="Arial" w:hAnsi="Arial"/>
+                <w:sz w:val="19"/>
+                <w:szCs w:val="19"/>
+              </w:rPr>
+              <w:t xml:space="preserve"> </w:t>
+            </w:r>
+          </w:p>
+        </w:tc>
+      </w:tr>
+      <w:tr>
+        <w:trPr>
+          <w:cantSplit/>
+        </w:trPr>
+        <w:tc>
+          <w:tcPr>
+            <w:tcW w:type="dxa" w:w="860"/>
+            <w:tcBorders>
+              <w:top w:val="single" w:color="C9D0DC" w:sz="4"/>
+              <w:left w:val="single" w:color="C9D0DC" w:sz="4"/>
+              <w:bottom w:val="single" w:color="C9D0DC" w:sz="4"/>
+              <w:right w:val="single" w:color="C9D0DC" w:sz="4"/>
+            </w:tcBorders>
+            <w:tcMar>
+              <w:top w:type="dxa" w:w="70"/>
+              <w:left w:type="dxa" w:w="100"/>
+              <w:bottom w:type="dxa" w:w="70"/>
+              <w:right w:type="dxa" w:w="100"/>
+            </w:tcMar>
+            <w:vAlign w:val="top"/>
+          </w:tcPr>
+          <w:p>
+            <w:pPr>
+              <w:spacing w:after="0" w:before="0" w:line="264"/>
+            </w:pPr>
+            <w:r>
+              <w:rPr>
+                <w:rFonts w:ascii="Arial" w:cs="Arial" w:eastAsia="Arial" w:hAnsi="Arial"/>
+                <w:b/>
+                <w:bCs/>
+                <w:color w:val="5B6477"/>
+                <w:sz w:val="16"/>
+                <w:szCs w:val="16"/>
+              </w:rPr>
+              <w:t xml:space="preserve">WA-LIQ</w:t>
+            </w:r>
+          </w:p>
+        </w:tc>
+        <w:tc>
+          <w:tcPr>
+            <w:tcW w:type="dxa" w:w="5480"/>
+            <w:tcBorders>
+              <w:top w:val="single" w:color="C9D0DC" w:sz="4"/>
+              <w:left w:val="single" w:color="C9D0DC" w:sz="4"/>
+              <w:bottom w:val="single" w:color="C9D0DC" w:sz="4"/>
+              <w:right w:val="single" w:color="C9D0DC" w:sz="4"/>
+            </w:tcBorders>
+            <w:tcMar>
+              <w:top w:type="dxa" w:w="70"/>
+              <w:left w:type="dxa" w:w="100"/>
+              <w:bottom w:type="dxa" w:w="70"/>
+              <w:right w:type="dxa" w:w="100"/>
+            </w:tcMar>
+            <w:vAlign w:val="top"/>
+          </w:tcPr>
+          <w:p>
+            <w:pPr>
+              <w:spacing w:after="40" w:before="0" w:line="264"/>
+            </w:pPr>
+            <w:r>
+              <w:rPr>
+                <w:rFonts w:ascii="Arial" w:cs="Arial" w:eastAsia="Arial" w:hAnsi="Arial"/>
+                <w:b/>
+                <w:bCs/>
+                <w:sz w:val="20"/>
+                <w:szCs w:val="20"/>
+              </w:rPr>
+              <w:t xml:space="preserve">Give out cash for liquidation</w:t>
+            </w:r>
+          </w:p>
+          <w:p>
+            <w:pPr>
+              <w:spacing w:after="40" w:before="0" w:line="264"/>
+            </w:pPr>
+            <w:r>
+              <w:rPr>
+                <w:rFonts w:ascii="Arial" w:cs="Arial" w:eastAsia="Arial" w:hAnsi="Arial"/>
+                <w:i/>
+                <w:iCs/>
+                <w:color w:val="5B6477"/>
+                <w:sz w:val="15"/>
+                <w:szCs w:val="15"/>
+              </w:rPr>
+              <w:t xml:space="preserve">Flow F47 · Warehouse cash funds tied to franchise DRs</w:t>
+            </w:r>
+          </w:p>
+          <w:p>
+            <w:pPr>
+              <w:spacing w:after="20" w:before="0" w:line="264"/>
+            </w:pPr>
+            <w:r>
+              <w:rPr>
+                <w:rFonts w:ascii="Arial" w:cs="Arial" w:eastAsia="Arial" w:hAnsi="Arial"/>
+                <w:color w:val="5B6477"/>
+                <w:sz w:val="19"/>
+                <w:szCs w:val="19"/>
+              </w:rPr>
+              <w:t xml:space="preserve">1.  </w:t>
+            </w:r>
+            <w:r>
+              <w:rPr>
+                <w:rFonts w:ascii="Arial" w:cs="Arial" w:eastAsia="Arial" w:hAnsi="Arial"/>
+                <w:sz w:val="19"/>
+                <w:szCs w:val="19"/>
+              </w:rPr>
+              <w:t xml:space="preserve">Expenses → Paid from Cash fund → tick For liquidation → choose the person liable → Save.</w:t>
+            </w:r>
+          </w:p>
+          <w:p>
+            <w:pPr>
+              <w:spacing w:after="20" w:before="0" w:line="264"/>
+            </w:pPr>
+            <w:r>
+              <w:rPr>
+                <w:rFonts w:ascii="Arial" w:cs="Arial" w:eastAsia="Arial" w:hAnsi="Arial"/>
+                <w:color w:val="5B6477"/>
+                <w:sz w:val="19"/>
+                <w:szCs w:val="19"/>
+              </w:rPr>
+              <w:t xml:space="preserve">2.  </w:t>
+            </w:r>
+            <w:r>
+              <w:rPr>
+                <w:rFonts w:ascii="Arial" w:cs="Arial" w:eastAsia="Arial" w:hAnsi="Arial"/>
+                <w:sz w:val="19"/>
+                <w:szCs w:val="19"/>
+              </w:rPr>
+              <w:t xml:space="preserve">Later press Liquidate on that row and type the final amount from the receipt.</w:t>
+            </w:r>
+          </w:p>
+          <w:p>
+            <w:pPr>
+              <w:spacing w:after="0" w:before="60" w:line="264"/>
+            </w:pPr>
+            <w:r>
+              <w:rPr>
+                <w:rFonts w:ascii="Arial" w:cs="Arial" w:eastAsia="Arial" w:hAnsi="Arial"/>
+                <w:b/>
+                <w:bCs/>
+                <w:color w:val="0B1F3A"/>
+                <w:sz w:val="19"/>
+                <w:szCs w:val="19"/>
+              </w:rPr>
+              <w:t xml:space="preserve">You should see: </w:t>
+            </w:r>
+            <w:r>
+              <w:rPr>
+                <w:rFonts w:ascii="Arial" w:cs="Arial" w:eastAsia="Arial" w:hAnsi="Arial"/>
+                <w:sz w:val="19"/>
+                <w:szCs w:val="19"/>
+              </w:rPr>
+              <w:t xml:space="preserve">The fund goes down when given out and is tagged to the person liable (it cannot be saved without one). After Liquidate it is a normal expense with the final amount and the fund gets back the difference.</w:t>
+            </w:r>
+          </w:p>
+        </w:tc>
+        <w:tc>
+          <w:tcPr>
+            <w:tcW w:type="dxa" w:w="620"/>
+            <w:tcBorders>
+              <w:top w:val="single" w:color="C9D0DC" w:sz="4"/>
+              <w:left w:val="single" w:color="C9D0DC" w:sz="4"/>
+              <w:bottom w:val="single" w:color="C9D0DC" w:sz="4"/>
+              <w:right w:val="single" w:color="C9D0DC" w:sz="4"/>
+            </w:tcBorders>
+            <w:tcMar>
+              <w:top w:type="dxa" w:w="70"/>
+              <w:left w:type="dxa" w:w="100"/>
+              <w:bottom w:type="dxa" w:w="70"/>
+              <w:right w:type="dxa" w:w="100"/>
+            </w:tcMar>
+            <w:vAlign w:val="center"/>
+          </w:tcPr>
+          <w:p>
+            <w:pPr>
+              <w:spacing w:after="0" w:before="0" w:line="264"/>
+              <w:jc w:val="center"/>
+            </w:pPr>
+            <w:r>
+              <w:rPr>
+                <w:rFonts w:ascii="Arial" w:cs="Arial" w:eastAsia="Arial" w:hAnsi="Arial"/>
+                <w:sz w:val="30"/>
+                <w:szCs w:val="30"/>
+              </w:rPr>
+              <w:t xml:space="preserve">☐</w:t>
+            </w:r>
+          </w:p>
+        </w:tc>
+        <w:tc>
+          <w:tcPr>
+            <w:tcW w:type="dxa" w:w="620"/>
+            <w:tcBorders>
+              <w:top w:val="single" w:color="C9D0DC" w:sz="4"/>
+              <w:left w:val="single" w:color="C9D0DC" w:sz="4"/>
+              <w:bottom w:val="single" w:color="C9D0DC" w:sz="4"/>
+              <w:right w:val="single" w:color="C9D0DC" w:sz="4"/>
+            </w:tcBorders>
+            <w:tcMar>
+              <w:top w:type="dxa" w:w="70"/>
+              <w:left w:type="dxa" w:w="100"/>
+              <w:bottom w:type="dxa" w:w="70"/>
+              <w:right w:type="dxa" w:w="100"/>
+            </w:tcMar>
+            <w:vAlign w:val="center"/>
+          </w:tcPr>
+          <w:p>
+            <w:pPr>
+              <w:spacing w:after="0" w:before="0" w:line="264"/>
+              <w:jc w:val="center"/>
+            </w:pPr>
+            <w:r>
+              <w:rPr>
+                <w:rFonts w:ascii="Arial" w:cs="Arial" w:eastAsia="Arial" w:hAnsi="Arial"/>
+                <w:sz w:val="30"/>
+                <w:szCs w:val="30"/>
+              </w:rPr>
+              <w:t xml:space="preserve">☐</w:t>
+            </w:r>
+          </w:p>
+        </w:tc>
+        <w:tc>
+          <w:tcPr>
+            <w:tcW w:type="dxa" w:w="620"/>
+            <w:tcBorders>
+              <w:top w:val="single" w:color="C9D0DC" w:sz="4"/>
+              <w:left w:val="single" w:color="C9D0DC" w:sz="4"/>
+              <w:bottom w:val="single" w:color="C9D0DC" w:sz="4"/>
+              <w:right w:val="single" w:color="C9D0DC" w:sz="4"/>
+            </w:tcBorders>
+            <w:tcMar>
+              <w:top w:type="dxa" w:w="70"/>
+              <w:left w:type="dxa" w:w="100"/>
+              <w:bottom w:type="dxa" w:w="70"/>
+              <w:right w:type="dxa" w:w="100"/>
+            </w:tcMar>
+            <w:vAlign w:val="center"/>
+          </w:tcPr>
+          <w:p>
+            <w:pPr>
+              <w:spacing w:after="0" w:before="0" w:line="264"/>
+              <w:jc w:val="center"/>
+            </w:pPr>
+            <w:r>
+              <w:rPr>
+                <w:rFonts w:ascii="Arial" w:cs="Arial" w:eastAsia="Arial" w:hAnsi="Arial"/>
+                <w:sz w:val="30"/>
+                <w:szCs w:val="30"/>
+              </w:rPr>
+              <w:t xml:space="preserve">☐</w:t>
+            </w:r>
+          </w:p>
+        </w:tc>
+        <w:tc>
+          <w:tcPr>
+            <w:tcW w:type="dxa" w:w="2040"/>
+            <w:tcBorders>
+              <w:top w:val="single" w:color="C9D0DC" w:sz="4"/>
+              <w:left w:val="single" w:color="C9D0DC" w:sz="4"/>
+              <w:bottom w:val="single" w:color="C9D0DC" w:sz="4"/>
+              <w:right w:val="single" w:color="C9D0DC" w:sz="4"/>
+            </w:tcBorders>
+            <w:tcMar>
+              <w:top w:type="dxa" w:w="70"/>
+              <w:left w:type="dxa" w:w="100"/>
+              <w:bottom w:type="dxa" w:w="70"/>
+              <w:right w:type="dxa" w:w="100"/>
+            </w:tcMar>
+            <w:vAlign w:val="top"/>
+          </w:tcPr>
+          <w:p>
+            <w:pPr>
+              <w:spacing w:after="0" w:before="0" w:line="264"/>
+            </w:pPr>
+            <w:r>
+              <w:rPr>
+                <w:rFonts w:ascii="Arial" w:cs="Arial" w:eastAsia="Arial" w:hAnsi="Arial"/>
+                <w:sz w:val="19"/>
+                <w:szCs w:val="19"/>
+              </w:rPr>
+              <w:t xml:space="preserve"> </w:t>
+            </w:r>
+          </w:p>
+        </w:tc>
+      </w:tr>
+      <w:tr>
+        <w:trPr>
+          <w:cantSplit/>
+        </w:trPr>
+        <w:tc>
+          <w:tcPr>
+            <w:tcW w:type="dxa" w:w="860"/>
+            <w:tcBorders>
+              <w:top w:val="single" w:color="C9D0DC" w:sz="4"/>
+              <w:left w:val="single" w:color="C9D0DC" w:sz="4"/>
+              <w:bottom w:val="single" w:color="C9D0DC" w:sz="4"/>
+              <w:right w:val="single" w:color="C9D0DC" w:sz="4"/>
+            </w:tcBorders>
+            <w:tcMar>
+              <w:top w:type="dxa" w:w="70"/>
+              <w:left w:type="dxa" w:w="100"/>
+              <w:bottom w:type="dxa" w:w="70"/>
+              <w:right w:type="dxa" w:w="100"/>
+            </w:tcMar>
+            <w:vAlign w:val="top"/>
+          </w:tcPr>
+          <w:p>
+            <w:pPr>
+              <w:spacing w:after="0" w:before="0" w:line="264"/>
+            </w:pPr>
+            <w:r>
+              <w:rPr>
+                <w:rFonts w:ascii="Arial" w:cs="Arial" w:eastAsia="Arial" w:hAnsi="Arial"/>
+                <w:b/>
+                <w:bCs/>
+                <w:color w:val="5B6477"/>
+                <w:sz w:val="16"/>
+                <w:szCs w:val="16"/>
+              </w:rPr>
+              <w:t xml:space="preserve">WA-CHG</w:t>
+            </w:r>
+          </w:p>
+        </w:tc>
+        <w:tc>
+          <w:tcPr>
+            <w:tcW w:type="dxa" w:w="5480"/>
+            <w:tcBorders>
+              <w:top w:val="single" w:color="C9D0DC" w:sz="4"/>
+              <w:left w:val="single" w:color="C9D0DC" w:sz="4"/>
+              <w:bottom w:val="single" w:color="C9D0DC" w:sz="4"/>
+              <w:right w:val="single" w:color="C9D0DC" w:sz="4"/>
+            </w:tcBorders>
+            <w:tcMar>
+              <w:top w:type="dxa" w:w="70"/>
+              <w:left w:type="dxa" w:w="100"/>
+              <w:bottom w:type="dxa" w:w="70"/>
+              <w:right w:type="dxa" w:w="100"/>
+            </w:tcMar>
+            <w:vAlign w:val="top"/>
+          </w:tcPr>
+          <w:p>
+            <w:pPr>
+              <w:spacing w:after="40" w:before="0" w:line="264"/>
+            </w:pPr>
+            <w:r>
+              <w:rPr>
+                <w:rFonts w:ascii="Arial" w:cs="Arial" w:eastAsia="Arial" w:hAnsi="Arial"/>
+                <w:b/>
+                <w:bCs/>
+                <w:sz w:val="20"/>
+                <w:szCs w:val="20"/>
+              </w:rPr>
+              <w:t xml:space="preserve">Change an expense: same day vs later</w:t>
+            </w:r>
+          </w:p>
+          <w:p>
+            <w:pPr>
+              <w:spacing w:after="40" w:before="0" w:line="264"/>
+            </w:pPr>
+            <w:r>
+              <w:rPr>
+                <w:rFonts w:ascii="Arial" w:cs="Arial" w:eastAsia="Arial" w:hAnsi="Arial"/>
+                <w:i/>
+                <w:iCs/>
+                <w:color w:val="5B6477"/>
+                <w:sz w:val="15"/>
+                <w:szCs w:val="15"/>
+              </w:rPr>
+              <w:t xml:space="preserve">Flow F47 · Warehouse cash funds tied to franchise DRs</w:t>
+            </w:r>
+          </w:p>
+          <w:p>
+            <w:pPr>
+              <w:spacing w:after="20" w:before="0" w:line="264"/>
+            </w:pPr>
+            <w:r>
+              <w:rPr>
+                <w:rFonts w:ascii="Arial" w:cs="Arial" w:eastAsia="Arial" w:hAnsi="Arial"/>
+                <w:color w:val="5B6477"/>
+                <w:sz w:val="19"/>
+                <w:szCs w:val="19"/>
+              </w:rPr>
+              <w:t xml:space="preserve">1.  </w:t>
+            </w:r>
+            <w:r>
+              <w:rPr>
+                <w:rFonts w:ascii="Arial" w:cs="Arial" w:eastAsia="Arial" w:hAnsi="Arial"/>
+                <w:sz w:val="19"/>
+                <w:szCs w:val="19"/>
+              </w:rPr>
+              <w:t xml:space="preserve">On the day of the expense press Change, type another amount and save.</w:t>
+            </w:r>
+          </w:p>
+          <w:p>
+            <w:pPr>
+              <w:spacing w:after="20" w:before="0" w:line="264"/>
+            </w:pPr>
+            <w:r>
+              <w:rPr>
+                <w:rFonts w:ascii="Arial" w:cs="Arial" w:eastAsia="Arial" w:hAnsi="Arial"/>
+                <w:color w:val="5B6477"/>
+                <w:sz w:val="19"/>
+                <w:szCs w:val="19"/>
+              </w:rPr>
+              <w:t xml:space="preserve">2.  </w:t>
+            </w:r>
+            <w:r>
+              <w:rPr>
+                <w:rFonts w:ascii="Arial" w:cs="Arial" w:eastAsia="Arial" w:hAnsi="Arial"/>
+                <w:sz w:val="19"/>
+                <w:szCs w:val="19"/>
+              </w:rPr>
+              <w:t xml:space="preserve">For an expense of an earlier day press Change, give a reason and save.</w:t>
+            </w:r>
+          </w:p>
+          <w:p>
+            <w:pPr>
+              <w:spacing w:after="0" w:before="60" w:line="264"/>
+            </w:pPr>
+            <w:r>
+              <w:rPr>
+                <w:rFonts w:ascii="Arial" w:cs="Arial" w:eastAsia="Arial" w:hAnsi="Arial"/>
+                <w:b/>
+                <w:bCs/>
+                <w:color w:val="0B1F3A"/>
+                <w:sz w:val="19"/>
+                <w:szCs w:val="19"/>
+              </w:rPr>
+              <w:t xml:space="preserve">You should see: </w:t>
+            </w:r>
+            <w:r>
+              <w:rPr>
+                <w:rFonts w:ascii="Arial" w:cs="Arial" w:eastAsia="Arial" w:hAnsi="Arial"/>
+                <w:sz w:val="19"/>
+                <w:szCs w:val="19"/>
+              </w:rPr>
+              <w:t xml:space="preserve">The same-day change is applied at once (same cut-off as sales). The later change says it was sent to the Owner for approval and nothing changes until the Owner approves.</w:t>
             </w:r>
           </w:p>
         </w:tc>
@@ -5639,7 +6771,7 @@
                 <w:sz w:val="17"/>
                 <w:szCs w:val="17"/>
               </w:rPr>
-              <w:t xml:space="preserve">Passed (of 18)</w:t>
+              <w:t xml:space="preserve">Passed (of 22)</w:t>
             </w:r>
           </w:p>
         </w:tc>
